--- a/dev/checklists/student_support/本校學生支援與福祉政策_學校版_DRAFT.docx
+++ b/dev/checklists/student_support/本校學生支援與福祉政策_學校版_DRAFT.docx
@@ -179,7 +179,7 @@
           <w:sz w:val="28"/>
           <w:szCs w:val="28"/>
         </w:rPr>
-        <w:t xml:space="preserve">undefined. undefined</w:t>
+        <w:t xml:space="preserve">1. 訓育政策與全校參與模式</w:t>
       </w:r>
     </w:p>
     <w:p>
@@ -195,7 +195,7 @@
           <w:sz w:val="22"/>
           <w:szCs w:val="22"/>
         </w:rPr>
-        <w:t xml:space="preserve">undefined.1　</w:t>
+        <w:t xml:space="preserve">1.1　</w:t>
       </w:r>
       <w:r>
         <w:rPr>
@@ -264,7 +264,7 @@
           <w:sz w:val="22"/>
           <w:szCs w:val="22"/>
         </w:rPr>
-        <w:t xml:space="preserve">undefined.2　</w:t>
+        <w:t xml:space="preserve">1.2　</w:t>
       </w:r>
       <w:r>
         <w:rPr>
@@ -351,7 +351,7 @@
           <w:sz w:val="22"/>
           <w:szCs w:val="22"/>
         </w:rPr>
-        <w:t xml:space="preserve">undefined.3　</w:t>
+        <w:t xml:space="preserve">1.3　</w:t>
       </w:r>
       <w:r>
         <w:rPr>
@@ -701,7 +701,7 @@
           <w:sz w:val="22"/>
           <w:szCs w:val="22"/>
         </w:rPr>
-        <w:t xml:space="preserve">undefined.4　</w:t>
+        <w:t xml:space="preserve">1.4　</w:t>
       </w:r>
       <w:r>
         <w:rPr>
@@ -770,7 +770,7 @@
           <w:sz w:val="22"/>
           <w:szCs w:val="22"/>
         </w:rPr>
-        <w:t xml:space="preserve">undefined.5　</w:t>
+        <w:t xml:space="preserve">1.5　</w:t>
       </w:r>
       <w:r>
         <w:rPr>
@@ -1203,7 +1203,7 @@
           <w:sz w:val="22"/>
           <w:szCs w:val="22"/>
         </w:rPr>
-        <w:t xml:space="preserve">undefined.6　</w:t>
+        <w:t xml:space="preserve">1.6　</w:t>
       </w:r>
       <w:r>
         <w:rPr>
@@ -1254,7 +1254,7 @@
         </w:rPr>
         <w:t xml:space="preserve">1　</w:t>
       </w:r>
-      <w:hyperlink w:history="1" r:id="rIdkfbputhk4-fswf89wnwyj">
+      <w:hyperlink w:history="1" r:id="rIdjakrzqjrxcdo3wds98qxl">
         <w:r>
           <w:rPr>
             <w:rStyle w:val="Hyperlink"/>
@@ -1280,7 +1280,7 @@
         </w:rPr>
         <w:t xml:space="preserve">2　</w:t>
       </w:r>
-      <w:hyperlink w:history="1" r:id="rIdmpskwodbn4i1clleteqhb">
+      <w:hyperlink w:history="1" r:id="rId5ihciveyf_jk_61de4iqj">
         <w:r>
           <w:rPr>
             <w:rStyle w:val="Hyperlink"/>
@@ -1306,7 +1306,7 @@
         </w:rPr>
         <w:t xml:space="preserve">3　</w:t>
       </w:r>
-      <w:hyperlink w:history="1" r:id="rIdbbmrzvxinji4ciyk-ykim">
+      <w:hyperlink w:history="1" r:id="rIdfiibvs-he4emm31jdxgli">
         <w:r>
           <w:rPr>
             <w:rStyle w:val="Hyperlink"/>
@@ -1332,7 +1332,7 @@
         </w:rPr>
         <w:t xml:space="preserve">4　</w:t>
       </w:r>
-      <w:hyperlink w:history="1" r:id="rIdzrrmqadynbsfsyfvmci62">
+      <w:hyperlink w:history="1" r:id="rIdj8gw-toy_ntj-g5wejmxv">
         <w:r>
           <w:rPr>
             <w:rStyle w:val="Hyperlink"/>
@@ -1358,7 +1358,7 @@
         </w:rPr>
         <w:t xml:space="preserve">5　</w:t>
       </w:r>
-      <w:hyperlink w:history="1" r:id="rIdbm-podxdwwpv1684gdwdu">
+      <w:hyperlink w:history="1" r:id="rIdpjsmowgh03jcf1w1tei1y">
         <w:r>
           <w:rPr>
             <w:rStyle w:val="Hyperlink"/>
@@ -1384,7 +1384,7 @@
         </w:rPr>
         <w:t xml:space="preserve">6　</w:t>
       </w:r>
-      <w:hyperlink w:history="1" r:id="rIdmxbyiuhwhhnrjkk5rm7jx">
+      <w:hyperlink w:history="1" r:id="rIdfhcdi-4l97vjuljir5rno">
         <w:r>
           <w:rPr>
             <w:rStyle w:val="Hyperlink"/>
@@ -1410,7 +1410,7 @@
         </w:rPr>
         <w:t xml:space="preserve">7　</w:t>
       </w:r>
-      <w:hyperlink w:history="1" r:id="rIdfrvx4uf0pqshenlf44362">
+      <w:hyperlink w:history="1" r:id="rIdlvqxot8vwcnj8q--ucr2s">
         <w:r>
           <w:rPr>
             <w:rStyle w:val="Hyperlink"/>
@@ -1436,7 +1436,7 @@
         </w:rPr>
         <w:t xml:space="preserve">8　</w:t>
       </w:r>
-      <w:hyperlink w:history="1" r:id="rIdn4lz0hyvynj4ebdvsb77-">
+      <w:hyperlink w:history="1" r:id="rIdxkysxlibaj-woqlobn3vn">
         <w:r>
           <w:rPr>
             <w:rStyle w:val="Hyperlink"/>
@@ -1462,7 +1462,7 @@
         </w:rPr>
         <w:t xml:space="preserve">9　</w:t>
       </w:r>
-      <w:hyperlink w:history="1" r:id="rIdtuyogwgrijkpkbjhwgv5s">
+      <w:hyperlink w:history="1" r:id="rId_s2vsiakpkc_-xgpnphtc">
         <w:r>
           <w:rPr>
             <w:rStyle w:val="Hyperlink"/>
@@ -1488,7 +1488,7 @@
         </w:rPr>
         <w:t xml:space="preserve">10　</w:t>
       </w:r>
-      <w:hyperlink w:history="1" r:id="rIdmkb-zoqdadadmqku-mokm">
+      <w:hyperlink w:history="1" r:id="rIdmd1zp8k07llb5te0-6u9k">
         <w:r>
           <w:rPr>
             <w:rStyle w:val="Hyperlink"/>
@@ -1514,7 +1514,7 @@
         </w:rPr>
         <w:t xml:space="preserve">11　</w:t>
       </w:r>
-      <w:hyperlink w:history="1" r:id="rIdbykfj1g-98v1rmz1rzvmv">
+      <w:hyperlink w:history="1" r:id="rId4oyeudlxm6hjnlm7uknqe">
         <w:r>
           <w:rPr>
             <w:rStyle w:val="Hyperlink"/>
@@ -1540,7 +1540,7 @@
           <w:sz w:val="28"/>
           <w:szCs w:val="28"/>
         </w:rPr>
-        <w:t xml:space="preserve">undefined. undefined</w:t>
+        <w:t xml:space="preserve">2. 學生行為管理與紀律處分</w:t>
       </w:r>
     </w:p>
     <w:p>
@@ -1556,7 +1556,7 @@
           <w:sz w:val="22"/>
           <w:szCs w:val="22"/>
         </w:rPr>
-        <w:t xml:space="preserve">undefined.1　</w:t>
+        <w:t xml:space="preserve">2.1　</w:t>
       </w:r>
       <w:r>
         <w:rPr>
@@ -1626,7 +1626,7 @@
           <w:sz w:val="22"/>
           <w:szCs w:val="22"/>
         </w:rPr>
-        <w:t xml:space="preserve">undefined.2　</w:t>
+        <w:t xml:space="preserve">2.2　</w:t>
       </w:r>
       <w:r>
         <w:rPr>
@@ -2400,7 +2400,7 @@
           <w:sz w:val="22"/>
           <w:szCs w:val="22"/>
         </w:rPr>
-        <w:t xml:space="preserve">undefined.3　</w:t>
+        <w:t xml:space="preserve">2.3　</w:t>
       </w:r>
       <w:r>
         <w:rPr>
@@ -2452,7 +2452,7 @@
           <w:sz w:val="22"/>
           <w:szCs w:val="22"/>
         </w:rPr>
-        <w:t xml:space="preserve">undefined.4　</w:t>
+        <w:t xml:space="preserve">2.4　</w:t>
       </w:r>
       <w:r>
         <w:rPr>
@@ -2521,7 +2521,7 @@
           <w:sz w:val="22"/>
           <w:szCs w:val="22"/>
         </w:rPr>
-        <w:t xml:space="preserve">undefined.5　</w:t>
+        <w:t xml:space="preserve">2.5　</w:t>
       </w:r>
       <w:r>
         <w:rPr>
@@ -2643,7 +2643,7 @@
           <w:sz w:val="22"/>
           <w:szCs w:val="22"/>
         </w:rPr>
-        <w:t xml:space="preserve">undefined.6　</w:t>
+        <w:t xml:space="preserve">2.6　</w:t>
       </w:r>
       <w:r>
         <w:rPr>
@@ -2677,7 +2677,7 @@
           <w:sz w:val="22"/>
           <w:szCs w:val="22"/>
         </w:rPr>
-        <w:t xml:space="preserve">undefined.7　</w:t>
+        <w:t xml:space="preserve">2.7　</w:t>
       </w:r>
       <w:r>
         <w:rPr>
@@ -2711,7 +2711,7 @@
           <w:sz w:val="22"/>
           <w:szCs w:val="22"/>
         </w:rPr>
-        <w:t xml:space="preserve">undefined.8　</w:t>
+        <w:t xml:space="preserve">2.8　</w:t>
       </w:r>
       <w:r>
         <w:rPr>
@@ -2745,7 +2745,7 @@
           <w:sz w:val="22"/>
           <w:szCs w:val="22"/>
         </w:rPr>
-        <w:t xml:space="preserve">undefined.9　</w:t>
+        <w:t xml:space="preserve">2.9　</w:t>
       </w:r>
       <w:r>
         <w:rPr>
@@ -2796,7 +2796,7 @@
           <w:sz w:val="22"/>
           <w:szCs w:val="22"/>
         </w:rPr>
-        <w:t xml:space="preserve">undefined.10　</w:t>
+        <w:t xml:space="preserve">2.10　</w:t>
       </w:r>
       <w:r>
         <w:rPr>
@@ -2830,7 +2830,7 @@
           <w:sz w:val="22"/>
           <w:szCs w:val="22"/>
         </w:rPr>
-        <w:t xml:space="preserve">undefined.11　</w:t>
+        <w:t xml:space="preserve">2.11　</w:t>
       </w:r>
       <w:r>
         <w:rPr>
@@ -2881,7 +2881,7 @@
         </w:rPr>
         <w:t xml:space="preserve">1, 4　</w:t>
       </w:r>
-      <w:hyperlink w:history="1" r:id="rId7lbohwglzdgzllac1194s">
+      <w:hyperlink w:history="1" r:id="rIdlymea4onvylnikv2xfubh">
         <w:r>
           <w:rPr>
             <w:rStyle w:val="Hyperlink"/>
@@ -2907,7 +2907,7 @@
         </w:rPr>
         <w:t xml:space="preserve">2, 5, 7　</w:t>
       </w:r>
-      <w:hyperlink w:history="1" r:id="rIdppmztlrhp6fvaikamraro">
+      <w:hyperlink w:history="1" r:id="rIdt75x99grhqk3nudqdymlt">
         <w:r>
           <w:rPr>
             <w:rStyle w:val="Hyperlink"/>
@@ -2933,7 +2933,7 @@
         </w:rPr>
         <w:t xml:space="preserve">3　</w:t>
       </w:r>
-      <w:hyperlink w:history="1" r:id="rIdw5xgijraqcn4smrzzvcd-">
+      <w:hyperlink w:history="1" r:id="rId4tb3exloldrsix-_72gpg">
         <w:r>
           <w:rPr>
             <w:rStyle w:val="Hyperlink"/>
@@ -2959,7 +2959,7 @@
         </w:rPr>
         <w:t xml:space="preserve">6　</w:t>
       </w:r>
-      <w:hyperlink w:history="1" r:id="rIddvmpqyo8yt8uhsczee0g8">
+      <w:hyperlink w:history="1" r:id="rIdwpdpa6qdbomv1oauxypa8">
         <w:r>
           <w:rPr>
             <w:rStyle w:val="Hyperlink"/>
@@ -2985,7 +2985,7 @@
         </w:rPr>
         <w:t xml:space="preserve">8　</w:t>
       </w:r>
-      <w:hyperlink w:history="1" r:id="rId6pkm3hk5xrylilp4bterq">
+      <w:hyperlink w:history="1" r:id="rIdlwu-q0drvpkf5qxljqwc7">
         <w:r>
           <w:rPr>
             <w:rStyle w:val="Hyperlink"/>
@@ -3011,7 +3011,7 @@
         </w:rPr>
         <w:t xml:space="preserve">9　</w:t>
       </w:r>
-      <w:hyperlink w:history="1" r:id="rIdmat1oo2hlaak9n_1txj9m">
+      <w:hyperlink w:history="1" r:id="rIdzqh9ipxk-r-fsvbsqjntd">
         <w:r>
           <w:rPr>
             <w:rStyle w:val="Hyperlink"/>
@@ -3037,7 +3037,7 @@
         </w:rPr>
         <w:t xml:space="preserve">10　</w:t>
       </w:r>
-      <w:hyperlink w:history="1" r:id="rIdb6mtrshg0iklm4co13jx2">
+      <w:hyperlink w:history="1" r:id="rId0t6hhazifvsci9zz-pi9y">
         <w:r>
           <w:rPr>
             <w:rStyle w:val="Hyperlink"/>
@@ -3063,7 +3063,7 @@
         </w:rPr>
         <w:t xml:space="preserve">11　</w:t>
       </w:r>
-      <w:hyperlink w:history="1" r:id="rIda5xfzmro7ulneyz3wm8yc">
+      <w:hyperlink w:history="1" r:id="rId5o3_tcsbzsynjmcc0tea7">
         <w:r>
           <w:rPr>
             <w:rStyle w:val="Hyperlink"/>
@@ -3089,7 +3089,7 @@
         </w:rPr>
         <w:t xml:space="preserve">12　</w:t>
       </w:r>
-      <w:hyperlink w:history="1" r:id="rIdt83xnbqmxshwrpvi1b3ff">
+      <w:hyperlink w:history="1" r:id="rIdwzs6nxpybqo1d_311_wye">
         <w:r>
           <w:rPr>
             <w:rStyle w:val="Hyperlink"/>
@@ -3115,7 +3115,7 @@
         </w:rPr>
         <w:t xml:space="preserve">13　</w:t>
       </w:r>
-      <w:hyperlink w:history="1" r:id="rId7zg74taq5hb0k3hvu5pjy">
+      <w:hyperlink w:history="1" r:id="rIdcxjbxofgnc_jza2aouxwk">
         <w:r>
           <w:rPr>
             <w:rStyle w:val="Hyperlink"/>
@@ -3141,7 +3141,7 @@
         </w:rPr>
         <w:t xml:space="preserve">14　</w:t>
       </w:r>
-      <w:hyperlink w:history="1" r:id="rId69x9f_sre9tmfp0zdoyju">
+      <w:hyperlink w:history="1" r:id="rId3uzjjrcqhgipyerow8sws">
         <w:r>
           <w:rPr>
             <w:rStyle w:val="Hyperlink"/>
@@ -3167,7 +3167,7 @@
         </w:rPr>
         <w:t xml:space="preserve">15　</w:t>
       </w:r>
-      <w:hyperlink w:history="1" r:id="rId5gj3wk1doyh1pqbfcwjod">
+      <w:hyperlink w:history="1" r:id="rIda7vwjji5uiyieqokwx-oc">
         <w:r>
           <w:rPr>
             <w:rStyle w:val="Hyperlink"/>
@@ -3193,7 +3193,7 @@
         </w:rPr>
         <w:t xml:space="preserve">16　</w:t>
       </w:r>
-      <w:hyperlink w:history="1" r:id="rIdi8hlo6heyw5p5ylkymoia">
+      <w:hyperlink w:history="1" r:id="rIdxyxvi_ellrb_hizacvvfz">
         <w:r>
           <w:rPr>
             <w:rStyle w:val="Hyperlink"/>
@@ -3219,7 +3219,7 @@
         </w:rPr>
         <w:t xml:space="preserve">17　</w:t>
       </w:r>
-      <w:hyperlink w:history="1" r:id="rIdwhm6hipjtwhjostdkmdo9">
+      <w:hyperlink w:history="1" r:id="rIdivs5zj_lpzk7syy3mwu8t">
         <w:r>
           <w:rPr>
             <w:rStyle w:val="Hyperlink"/>
@@ -3245,7 +3245,7 @@
         </w:rPr>
         <w:t xml:space="preserve">18　</w:t>
       </w:r>
-      <w:hyperlink w:history="1" r:id="rId-n_pnpzabyyuhk1hdet9z">
+      <w:hyperlink w:history="1" r:id="rIdanx-rmbm8nvmrnudscc2y">
         <w:r>
           <w:rPr>
             <w:rStyle w:val="Hyperlink"/>
@@ -3271,7 +3271,7 @@
         </w:rPr>
         <w:t xml:space="preserve">19　</w:t>
       </w:r>
-      <w:hyperlink w:history="1" r:id="rId0usa6svqpdteqbkcl74ky">
+      <w:hyperlink w:history="1" r:id="rIdp8iczvatk420uvefipzvx">
         <w:r>
           <w:rPr>
             <w:rStyle w:val="Hyperlink"/>
@@ -3297,7 +3297,7 @@
         </w:rPr>
         <w:t xml:space="preserve">20　</w:t>
       </w:r>
-      <w:hyperlink w:history="1" r:id="rIdm8rkxd8ny58_am-ocin74">
+      <w:hyperlink w:history="1" r:id="rId5xkwej0s4cufqxkylhajy">
         <w:r>
           <w:rPr>
             <w:rStyle w:val="Hyperlink"/>
@@ -3323,7 +3323,7 @@
           <w:sz w:val="28"/>
           <w:szCs w:val="28"/>
         </w:rPr>
-        <w:t xml:space="preserve">undefined. undefined</w:t>
+        <w:t xml:space="preserve">3. 保護兒童機制（強制舉報）</w:t>
       </w:r>
     </w:p>
     <w:p>
@@ -3339,7 +3339,7 @@
           <w:sz w:val="22"/>
           <w:szCs w:val="22"/>
         </w:rPr>
-        <w:t xml:space="preserve">undefined.1　</w:t>
+        <w:t xml:space="preserve">3.1　</w:t>
       </w:r>
       <w:r>
         <w:rPr>
@@ -3391,7 +3391,7 @@
           <w:sz w:val="22"/>
           <w:szCs w:val="22"/>
         </w:rPr>
-        <w:t xml:space="preserve">undefined.2　</w:t>
+        <w:t xml:space="preserve">3.2　</w:t>
       </w:r>
       <w:r>
         <w:rPr>
@@ -3703,7 +3703,7 @@
           <w:sz w:val="22"/>
           <w:szCs w:val="22"/>
         </w:rPr>
-        <w:t xml:space="preserve">undefined.3　</w:t>
+        <w:t xml:space="preserve">3.3　</w:t>
       </w:r>
       <w:r>
         <w:rPr>
@@ -3755,7 +3755,7 @@
           <w:sz w:val="22"/>
           <w:szCs w:val="22"/>
         </w:rPr>
-        <w:t xml:space="preserve">undefined.4　</w:t>
+        <w:t xml:space="preserve">3.4　</w:t>
       </w:r>
       <w:r>
         <w:rPr>
@@ -3825,7 +3825,7 @@
           <w:sz w:val="22"/>
           <w:szCs w:val="22"/>
         </w:rPr>
-        <w:t xml:space="preserve">undefined.5　</w:t>
+        <w:t xml:space="preserve">3.5　</w:t>
       </w:r>
       <w:r>
         <w:rPr>
@@ -3894,7 +3894,7 @@
           <w:sz w:val="22"/>
           <w:szCs w:val="22"/>
         </w:rPr>
-        <w:t xml:space="preserve">undefined.6　</w:t>
+        <w:t xml:space="preserve">3.6　</w:t>
       </w:r>
       <w:r>
         <w:rPr>
@@ -3963,7 +3963,7 @@
           <w:sz w:val="22"/>
           <w:szCs w:val="22"/>
         </w:rPr>
-        <w:t xml:space="preserve">undefined.7　</w:t>
+        <w:t xml:space="preserve">3.7　</w:t>
       </w:r>
       <w:r>
         <w:rPr>
@@ -3997,7 +3997,7 @@
           <w:sz w:val="22"/>
           <w:szCs w:val="22"/>
         </w:rPr>
-        <w:t xml:space="preserve">undefined.8　</w:t>
+        <w:t xml:space="preserve">3.8　</w:t>
       </w:r>
       <w:r>
         <w:rPr>
@@ -4049,7 +4049,7 @@
           <w:sz w:val="22"/>
           <w:szCs w:val="22"/>
         </w:rPr>
-        <w:t xml:space="preserve">undefined.9　</w:t>
+        <w:t xml:space="preserve">3.9　</w:t>
       </w:r>
       <w:r>
         <w:rPr>
@@ -4100,7 +4100,7 @@
           <w:sz w:val="22"/>
           <w:szCs w:val="22"/>
         </w:rPr>
-        <w:t xml:space="preserve">undefined.10　</w:t>
+        <w:t xml:space="preserve">3.10　</w:t>
       </w:r>
       <w:r>
         <w:rPr>
@@ -4134,7 +4134,7 @@
           <w:sz w:val="22"/>
           <w:szCs w:val="22"/>
         </w:rPr>
-        <w:t xml:space="preserve">undefined.11　</w:t>
+        <w:t xml:space="preserve">3.11　</w:t>
       </w:r>
       <w:r>
         <w:rPr>
@@ -4168,7 +4168,7 @@
           <w:sz w:val="22"/>
           <w:szCs w:val="22"/>
         </w:rPr>
-        <w:t xml:space="preserve">undefined.12　</w:t>
+        <w:t xml:space="preserve">3.12　</w:t>
       </w:r>
       <w:r>
         <w:rPr>
@@ -4291,7 +4291,7 @@
           <w:sz w:val="22"/>
           <w:szCs w:val="22"/>
         </w:rPr>
-        <w:t xml:space="preserve">undefined.13　</w:t>
+        <w:t xml:space="preserve">3.13　</w:t>
       </w:r>
       <w:r>
         <w:rPr>
@@ -4361,7 +4361,7 @@
           <w:sz w:val="22"/>
           <w:szCs w:val="22"/>
         </w:rPr>
-        <w:t xml:space="preserve">undefined.14　</w:t>
+        <w:t xml:space="preserve">3.14　</w:t>
       </w:r>
       <w:r>
         <w:rPr>
@@ -4413,7 +4413,7 @@
           <w:sz w:val="22"/>
           <w:szCs w:val="22"/>
         </w:rPr>
-        <w:t xml:space="preserve">undefined.15　</w:t>
+        <w:t xml:space="preserve">3.15　</w:t>
       </w:r>
       <w:r>
         <w:rPr>
@@ -4482,7 +4482,7 @@
           <w:sz w:val="22"/>
           <w:szCs w:val="22"/>
         </w:rPr>
-        <w:t xml:space="preserve">undefined.16　</w:t>
+        <w:t xml:space="preserve">3.16　</w:t>
       </w:r>
       <w:r>
         <w:rPr>
@@ -4550,7 +4550,7 @@
         </w:rPr>
         <w:t xml:space="preserve">1, 12　</w:t>
       </w:r>
-      <w:hyperlink w:history="1" r:id="rIdcxn0qmu9mnejzim1j3hmr">
+      <w:hyperlink w:history="1" r:id="rId6yidkfeksysggtbsymcr8">
         <w:r>
           <w:rPr>
             <w:rStyle w:val="Hyperlink"/>
@@ -4576,7 +4576,7 @@
         </w:rPr>
         <w:t xml:space="preserve">2, 4, 16, 23　</w:t>
       </w:r>
-      <w:hyperlink w:history="1" r:id="rIdreor-hmlbjaj6s5yaoqbi">
+      <w:hyperlink w:history="1" r:id="rIdbpxkoehjpqgx-ugs4j2nh">
         <w:r>
           <w:rPr>
             <w:rStyle w:val="Hyperlink"/>
@@ -4602,7 +4602,7 @@
         </w:rPr>
         <w:t xml:space="preserve">3　</w:t>
       </w:r>
-      <w:hyperlink w:history="1" r:id="rIdhp9rwgzfoskqguuwg_xvy">
+      <w:hyperlink w:history="1" r:id="rIdtnk9rtdsdfy0qjobhvq5p">
         <w:r>
           <w:rPr>
             <w:rStyle w:val="Hyperlink"/>
@@ -4628,7 +4628,7 @@
         </w:rPr>
         <w:t xml:space="preserve">5, 7, 11, 13　</w:t>
       </w:r>
-      <w:hyperlink w:history="1" r:id="rIdfpim9m9pyxhf8hbbxaph_">
+      <w:hyperlink w:history="1" r:id="rIdew4ole7xha1uaj_b-h3cb">
         <w:r>
           <w:rPr>
             <w:rStyle w:val="Hyperlink"/>
@@ -4654,7 +4654,7 @@
         </w:rPr>
         <w:t xml:space="preserve">6, 8, 10　</w:t>
       </w:r>
-      <w:hyperlink w:history="1" r:id="rIdmewk4-g2hscnamhmw78lu">
+      <w:hyperlink w:history="1" r:id="rIdnjsspfko8bnragtktymay">
         <w:r>
           <w:rPr>
             <w:rStyle w:val="Hyperlink"/>
@@ -4680,7 +4680,7 @@
         </w:rPr>
         <w:t xml:space="preserve">9　</w:t>
       </w:r>
-      <w:hyperlink w:history="1" r:id="rIdh605a6laybji6cdvip51c">
+      <w:hyperlink w:history="1" r:id="rIdy6a8azzzmeo3nxgp6_wvs">
         <w:r>
           <w:rPr>
             <w:rStyle w:val="Hyperlink"/>
@@ -4706,7 +4706,7 @@
         </w:rPr>
         <w:t xml:space="preserve">14, 15, 20, 25　</w:t>
       </w:r>
-      <w:hyperlink w:history="1" r:id="rId7fipzsnj7nxwcc-8oajy2">
+      <w:hyperlink w:history="1" r:id="rId_jgsjjeahjbeldb7ocs52">
         <w:r>
           <w:rPr>
             <w:rStyle w:val="Hyperlink"/>
@@ -4732,7 +4732,7 @@
         </w:rPr>
         <w:t xml:space="preserve">17　</w:t>
       </w:r>
-      <w:hyperlink w:history="1" r:id="rId8l3_gu2wc6fqdwxj7a-ky">
+      <w:hyperlink w:history="1" r:id="rIdidtuivkx0h-v6jlywdyob">
         <w:r>
           <w:rPr>
             <w:rStyle w:val="Hyperlink"/>
@@ -4758,7 +4758,7 @@
         </w:rPr>
         <w:t xml:space="preserve">18, 19, 21　</w:t>
       </w:r>
-      <w:hyperlink w:history="1" r:id="rIdwxgx2ukl3zbmeiwo6yyb-">
+      <w:hyperlink w:history="1" r:id="rIdrvby7jfyinc96b0btnsuk">
         <w:r>
           <w:rPr>
             <w:rStyle w:val="Hyperlink"/>
@@ -4784,7 +4784,7 @@
         </w:rPr>
         <w:t xml:space="preserve">22　</w:t>
       </w:r>
-      <w:hyperlink w:history="1" r:id="rId0mg9exspcrpjvq4kkz_80">
+      <w:hyperlink w:history="1" r:id="rIdf9mfimh7dockp2ygn1jwj">
         <w:r>
           <w:rPr>
             <w:rStyle w:val="Hyperlink"/>
@@ -4810,7 +4810,7 @@
         </w:rPr>
         <w:t xml:space="preserve">24　</w:t>
       </w:r>
-      <w:hyperlink w:history="1" r:id="rId5w1gkw_lcgtwhppvwdwh5">
+      <w:hyperlink w:history="1" r:id="rId8oj9ckgbkfxllnk7pkaas">
         <w:r>
           <w:rPr>
             <w:rStyle w:val="Hyperlink"/>
@@ -4836,7 +4836,7 @@
         </w:rPr>
         <w:t xml:space="preserve">26, 31　</w:t>
       </w:r>
-      <w:hyperlink w:history="1" r:id="rIdtug0yvzl0fztnm_zverh0">
+      <w:hyperlink w:history="1" r:id="rId-7gmo8-dwiescu6ifmaz5">
         <w:r>
           <w:rPr>
             <w:rStyle w:val="Hyperlink"/>
@@ -4862,7 +4862,7 @@
         </w:rPr>
         <w:t xml:space="preserve">27　</w:t>
       </w:r>
-      <w:hyperlink w:history="1" r:id="rIdmrgnxxwwb87zi-fyqojzh">
+      <w:hyperlink w:history="1" r:id="rIdlqnwy2z8ang-akpxnrfxl">
         <w:r>
           <w:rPr>
             <w:rStyle w:val="Hyperlink"/>
@@ -4888,7 +4888,7 @@
         </w:rPr>
         <w:t xml:space="preserve">28　</w:t>
       </w:r>
-      <w:hyperlink w:history="1" r:id="rIdqwcddr4inz3_aba8jsveo">
+      <w:hyperlink w:history="1" r:id="rIdggll_1u3ib9sczx_i_lrt">
         <w:r>
           <w:rPr>
             <w:rStyle w:val="Hyperlink"/>
@@ -4914,7 +4914,7 @@
         </w:rPr>
         <w:t xml:space="preserve">29　</w:t>
       </w:r>
-      <w:hyperlink w:history="1" r:id="rId41dhim-j6krktuemvzlve">
+      <w:hyperlink w:history="1" r:id="rIdchwii-mu1-yyml0keb8hj">
         <w:r>
           <w:rPr>
             <w:rStyle w:val="Hyperlink"/>
@@ -4940,7 +4940,7 @@
         </w:rPr>
         <w:t xml:space="preserve">30, 32　</w:t>
       </w:r>
-      <w:hyperlink w:history="1" r:id="rIdtfm7aoy510rvaie1jrt-f">
+      <w:hyperlink w:history="1" r:id="rIda5jbfewkdafzfedukuhx7">
         <w:r>
           <w:rPr>
             <w:rStyle w:val="Hyperlink"/>
@@ -4966,7 +4966,7 @@
           <w:sz w:val="28"/>
           <w:szCs w:val="28"/>
         </w:rPr>
-        <w:t xml:space="preserve">undefined. undefined</w:t>
+        <w:t xml:space="preserve">4. 危機處理機制與程序</w:t>
       </w:r>
     </w:p>
     <w:p>
@@ -4982,7 +4982,7 @@
           <w:sz w:val="22"/>
           <w:szCs w:val="22"/>
         </w:rPr>
-        <w:t xml:space="preserve">undefined.1　</w:t>
+        <w:t xml:space="preserve">4.1　</w:t>
       </w:r>
       <w:r>
         <w:rPr>
@@ -5034,7 +5034,7 @@
           <w:sz w:val="22"/>
           <w:szCs w:val="22"/>
         </w:rPr>
-        <w:t xml:space="preserve">undefined.2　</w:t>
+        <w:t xml:space="preserve">4.2　</w:t>
       </w:r>
       <w:r>
         <w:rPr>
@@ -5418,7 +5418,7 @@
           <w:sz w:val="22"/>
           <w:szCs w:val="22"/>
         </w:rPr>
-        <w:t xml:space="preserve">undefined.3　</w:t>
+        <w:t xml:space="preserve">4.3　</w:t>
       </w:r>
       <w:r>
         <w:rPr>
@@ -5470,7 +5470,7 @@
           <w:sz w:val="22"/>
           <w:szCs w:val="22"/>
         </w:rPr>
-        <w:t xml:space="preserve">undefined.4　</w:t>
+        <w:t xml:space="preserve">4.4　</w:t>
       </w:r>
       <w:r>
         <w:rPr>
@@ -5522,7 +5522,7 @@
           <w:sz w:val="22"/>
           <w:szCs w:val="22"/>
         </w:rPr>
-        <w:t xml:space="preserve">undefined.5　</w:t>
+        <w:t xml:space="preserve">4.5　</w:t>
       </w:r>
       <w:r>
         <w:rPr>
@@ -5591,7 +5591,7 @@
           <w:sz w:val="22"/>
           <w:szCs w:val="22"/>
         </w:rPr>
-        <w:t xml:space="preserve">undefined.6　</w:t>
+        <w:t xml:space="preserve">4.6　</w:t>
       </w:r>
       <w:r>
         <w:rPr>
@@ -5625,7 +5625,7 @@
           <w:sz w:val="22"/>
           <w:szCs w:val="22"/>
         </w:rPr>
-        <w:t xml:space="preserve">undefined.7　</w:t>
+        <w:t xml:space="preserve">4.7　</w:t>
       </w:r>
       <w:r>
         <w:rPr>
@@ -5716,7 +5716,7 @@
           <w:sz w:val="22"/>
           <w:szCs w:val="22"/>
         </w:rPr>
-        <w:t xml:space="preserve">undefined.8　</w:t>
+        <w:t xml:space="preserve">4.8　</w:t>
       </w:r>
       <w:r>
         <w:rPr>
@@ -5768,7 +5768,7 @@
           <w:sz w:val="22"/>
           <w:szCs w:val="22"/>
         </w:rPr>
-        <w:t xml:space="preserve">undefined.9　</w:t>
+        <w:t xml:space="preserve">4.9　</w:t>
       </w:r>
       <w:r>
         <w:rPr>
@@ -5802,7 +5802,7 @@
           <w:sz w:val="22"/>
           <w:szCs w:val="22"/>
         </w:rPr>
-        <w:t xml:space="preserve">undefined.10　</w:t>
+        <w:t xml:space="preserve">4.10　</w:t>
       </w:r>
       <w:r>
         <w:rPr>
@@ -5836,7 +5836,7 @@
           <w:sz w:val="22"/>
           <w:szCs w:val="22"/>
         </w:rPr>
-        <w:t xml:space="preserve">undefined.11　</w:t>
+        <w:t xml:space="preserve">4.11　</w:t>
       </w:r>
       <w:r>
         <w:rPr>
@@ -5906,7 +5906,7 @@
           <w:sz w:val="22"/>
           <w:szCs w:val="22"/>
         </w:rPr>
-        <w:t xml:space="preserve">undefined.12　</w:t>
+        <w:t xml:space="preserve">4.12　</w:t>
       </w:r>
       <w:r>
         <w:rPr>
@@ -5958,7 +5958,7 @@
           <w:sz w:val="22"/>
           <w:szCs w:val="22"/>
         </w:rPr>
-        <w:t xml:space="preserve">undefined.13　</w:t>
+        <w:t xml:space="preserve">4.13　</w:t>
       </w:r>
       <w:r>
         <w:rPr>
@@ -6010,7 +6010,7 @@
           <w:sz w:val="22"/>
           <w:szCs w:val="22"/>
         </w:rPr>
-        <w:t xml:space="preserve">undefined.14　</w:t>
+        <w:t xml:space="preserve">4.14　</w:t>
       </w:r>
       <w:r>
         <w:rPr>
@@ -6080,7 +6080,7 @@
           <w:sz w:val="22"/>
           <w:szCs w:val="22"/>
         </w:rPr>
-        <w:t xml:space="preserve">undefined.15　</w:t>
+        <w:t xml:space="preserve">4.15　</w:t>
       </w:r>
       <w:r>
         <w:rPr>
@@ -6114,7 +6114,7 @@
           <w:sz w:val="22"/>
           <w:szCs w:val="22"/>
         </w:rPr>
-        <w:t xml:space="preserve">undefined.16　</w:t>
+        <w:t xml:space="preserve">4.16　</w:t>
       </w:r>
       <w:r>
         <w:rPr>
@@ -6169,7 +6169,7 @@
           <w:sz w:val="22"/>
           <w:szCs w:val="22"/>
         </w:rPr>
-        <w:t xml:space="preserve">undefined.17　</w:t>
+        <w:t xml:space="preserve">4.17　</w:t>
       </w:r>
       <w:r>
         <w:rPr>
@@ -6203,7 +6203,7 @@
           <w:sz w:val="22"/>
           <w:szCs w:val="22"/>
         </w:rPr>
-        <w:t xml:space="preserve">undefined.18　</w:t>
+        <w:t xml:space="preserve">4.18　</w:t>
       </w:r>
       <w:r>
         <w:rPr>
@@ -6272,7 +6272,7 @@
           <w:sz w:val="22"/>
           <w:szCs w:val="22"/>
         </w:rPr>
-        <w:t xml:space="preserve">undefined.19　</w:t>
+        <w:t xml:space="preserve">4.19　</w:t>
       </w:r>
       <w:r>
         <w:rPr>
@@ -6324,7 +6324,7 @@
           <w:sz w:val="22"/>
           <w:szCs w:val="22"/>
         </w:rPr>
-        <w:t xml:space="preserve">undefined.20　</w:t>
+        <w:t xml:space="preserve">4.20　</w:t>
       </w:r>
       <w:r>
         <w:rPr>
@@ -6375,7 +6375,7 @@
           <w:sz w:val="22"/>
           <w:szCs w:val="22"/>
         </w:rPr>
-        <w:t xml:space="preserve">undefined.21　</w:t>
+        <w:t xml:space="preserve">4.21　</w:t>
       </w:r>
       <w:r>
         <w:rPr>
@@ -6429,7 +6429,7 @@
           <w:sz w:val="22"/>
           <w:szCs w:val="22"/>
         </w:rPr>
-        <w:t xml:space="preserve">undefined.22　</w:t>
+        <w:t xml:space="preserve">4.22　</w:t>
       </w:r>
       <w:r>
         <w:rPr>
@@ -6481,7 +6481,7 @@
           <w:sz w:val="22"/>
           <w:szCs w:val="22"/>
         </w:rPr>
-        <w:t xml:space="preserve">undefined.23　</w:t>
+        <w:t xml:space="preserve">4.23　</w:t>
       </w:r>
       <w:r>
         <w:rPr>
@@ -6515,7 +6515,7 @@
           <w:sz w:val="22"/>
           <w:szCs w:val="22"/>
         </w:rPr>
-        <w:t xml:space="preserve">undefined.24　</w:t>
+        <w:t xml:space="preserve">4.24　</w:t>
       </w:r>
       <w:r>
         <w:rPr>
@@ -6566,7 +6566,7 @@
           <w:sz w:val="22"/>
           <w:szCs w:val="22"/>
         </w:rPr>
-        <w:t xml:space="preserve">undefined.25　</w:t>
+        <w:t xml:space="preserve">4.25　</w:t>
       </w:r>
       <w:r>
         <w:rPr>
@@ -6627,7 +6627,7 @@
           <w:sz w:val="22"/>
           <w:szCs w:val="22"/>
         </w:rPr>
-        <w:t xml:space="preserve">undefined.26　</w:t>
+        <w:t xml:space="preserve">4.26　</w:t>
       </w:r>
       <w:r>
         <w:rPr>
@@ -6757,7 +6757,7 @@
         </w:rPr>
         <w:t xml:space="preserve">1, 23　</w:t>
       </w:r>
-      <w:hyperlink w:history="1" r:id="rIdg3cnrp2kuxb9f2-c98gfv">
+      <w:hyperlink w:history="1" r:id="rIddwu-sv6z4c736ulk6f2wa">
         <w:r>
           <w:rPr>
             <w:rStyle w:val="Hyperlink"/>
@@ -6783,7 +6783,7 @@
         </w:rPr>
         <w:t xml:space="preserve">2　</w:t>
       </w:r>
-      <w:hyperlink w:history="1" r:id="rIdc6w043wfatzyonth5hzxs">
+      <w:hyperlink w:history="1" r:id="rId5s5xgw0t747qnp5x3d7dh">
         <w:r>
           <w:rPr>
             <w:rStyle w:val="Hyperlink"/>
@@ -6809,7 +6809,7 @@
         </w:rPr>
         <w:t xml:space="preserve">3　</w:t>
       </w:r>
-      <w:hyperlink w:history="1" r:id="rIdqy0phkmahu3plxzw8ykwb">
+      <w:hyperlink w:history="1" r:id="rIdaioyknf5-ozd23-fyygbr">
         <w:r>
           <w:rPr>
             <w:rStyle w:val="Hyperlink"/>
@@ -6835,7 +6835,7 @@
         </w:rPr>
         <w:t xml:space="preserve">4　</w:t>
       </w:r>
-      <w:hyperlink w:history="1" r:id="rId2heha68rvip9rveno1jhd">
+      <w:hyperlink w:history="1" r:id="rIdtj_tnp5w6yzffdomn20pw">
         <w:r>
           <w:rPr>
             <w:rStyle w:val="Hyperlink"/>
@@ -6861,7 +6861,7 @@
         </w:rPr>
         <w:t xml:space="preserve">5, 7　</w:t>
       </w:r>
-      <w:hyperlink w:history="1" r:id="rIdibdttbc1_1g_dstp3gfxa">
+      <w:hyperlink w:history="1" r:id="rIddoxmfaucoxblbxivfmhdk">
         <w:r>
           <w:rPr>
             <w:rStyle w:val="Hyperlink"/>
@@ -6887,7 +6887,7 @@
         </w:rPr>
         <w:t xml:space="preserve">6　</w:t>
       </w:r>
-      <w:hyperlink w:history="1" r:id="rId0hiaxlsrekbem9ddmidjz">
+      <w:hyperlink w:history="1" r:id="rId8z41pfkkpxxtz4zgk30yv">
         <w:r>
           <w:rPr>
             <w:rStyle w:val="Hyperlink"/>
@@ -6913,7 +6913,7 @@
         </w:rPr>
         <w:t xml:space="preserve">8　</w:t>
       </w:r>
-      <w:hyperlink w:history="1" r:id="rIdzvwo8tfduichslcwitxfs">
+      <w:hyperlink w:history="1" r:id="rIdjnb8wb8kqg8g-rmfx0uka">
         <w:r>
           <w:rPr>
             <w:rStyle w:val="Hyperlink"/>
@@ -6939,7 +6939,7 @@
         </w:rPr>
         <w:t xml:space="preserve">9　</w:t>
       </w:r>
-      <w:hyperlink w:history="1" r:id="rIdve8ppim60rt53hfecdye0">
+      <w:hyperlink w:history="1" r:id="rId50il3k-oidlc39kxunt48">
         <w:r>
           <w:rPr>
             <w:rStyle w:val="Hyperlink"/>
@@ -6965,7 +6965,7 @@
         </w:rPr>
         <w:t xml:space="preserve">10　</w:t>
       </w:r>
-      <w:hyperlink w:history="1" r:id="rId9ldxyqbbh1xwpmji66awx">
+      <w:hyperlink w:history="1" r:id="rIdmisntftmwwrgvdxzcqlou">
         <w:r>
           <w:rPr>
             <w:rStyle w:val="Hyperlink"/>
@@ -6991,7 +6991,7 @@
         </w:rPr>
         <w:t xml:space="preserve">11　</w:t>
       </w:r>
-      <w:hyperlink w:history="1" r:id="rIdqyvtmqqkvjvjjslzfitsx">
+      <w:hyperlink w:history="1" r:id="rIdsf0gcjqtosekvsrn1up11">
         <w:r>
           <w:rPr>
             <w:rStyle w:val="Hyperlink"/>
@@ -7017,7 +7017,7 @@
         </w:rPr>
         <w:t xml:space="preserve">12, 15　</w:t>
       </w:r>
-      <w:hyperlink w:history="1" r:id="rIdmufgjujpb-dvljrthqui1">
+      <w:hyperlink w:history="1" r:id="rIdsns1t2wdtg-4d1rkked8l">
         <w:r>
           <w:rPr>
             <w:rStyle w:val="Hyperlink"/>
@@ -7043,7 +7043,7 @@
         </w:rPr>
         <w:t xml:space="preserve">13, 44　</w:t>
       </w:r>
-      <w:hyperlink w:history="1" r:id="rId3nalj4ta7skepfylsdoi8">
+      <w:hyperlink w:history="1" r:id="rIdadn54e-twtsq4mpydkg3q">
         <w:r>
           <w:rPr>
             <w:rStyle w:val="Hyperlink"/>
@@ -7069,7 +7069,7 @@
         </w:rPr>
         <w:t xml:space="preserve">14　</w:t>
       </w:r>
-      <w:hyperlink w:history="1" r:id="rIdlir7hqq26pwrvr02n7cut">
+      <w:hyperlink w:history="1" r:id="rId92sygerekf3glbcmvaz0f">
         <w:r>
           <w:rPr>
             <w:rStyle w:val="Hyperlink"/>
@@ -7095,7 +7095,7 @@
         </w:rPr>
         <w:t xml:space="preserve">16, 17, 35　</w:t>
       </w:r>
-      <w:hyperlink w:history="1" r:id="rIdmk5si_xkf4hrmmpd1mqkx">
+      <w:hyperlink w:history="1" r:id="rIduea0ezedqcspe7q3k5_ci">
         <w:r>
           <w:rPr>
             <w:rStyle w:val="Hyperlink"/>
@@ -7121,7 +7121,7 @@
         </w:rPr>
         <w:t xml:space="preserve">18　</w:t>
       </w:r>
-      <w:hyperlink w:history="1" r:id="rId837z4izkt0fjdbcxyg2jq">
+      <w:hyperlink w:history="1" r:id="rIdndtb3ne7me8tj_oa2p0ll">
         <w:r>
           <w:rPr>
             <w:rStyle w:val="Hyperlink"/>
@@ -7147,7 +7147,7 @@
         </w:rPr>
         <w:t xml:space="preserve">19　</w:t>
       </w:r>
-      <w:hyperlink w:history="1" r:id="rIdgkcvaob1e3kbqygmslw-b">
+      <w:hyperlink w:history="1" r:id="rIdvvurjol5hu8lfpjm-5xyr">
         <w:r>
           <w:rPr>
             <w:rStyle w:val="Hyperlink"/>
@@ -7173,7 +7173,7 @@
         </w:rPr>
         <w:t xml:space="preserve">20　</w:t>
       </w:r>
-      <w:hyperlink w:history="1" r:id="rId-rtbxuf-bt8lleaz9wdme">
+      <w:hyperlink w:history="1" r:id="rId24vhdufzrskzs3jjx74gq">
         <w:r>
           <w:rPr>
             <w:rStyle w:val="Hyperlink"/>
@@ -7199,7 +7199,7 @@
         </w:rPr>
         <w:t xml:space="preserve">21　</w:t>
       </w:r>
-      <w:hyperlink w:history="1" r:id="rIdddghmqsiyhab-mgp7whj0">
+      <w:hyperlink w:history="1" r:id="rIdrho0u-w9pbxfs8hxxjfez">
         <w:r>
           <w:rPr>
             <w:rStyle w:val="Hyperlink"/>
@@ -7225,7 +7225,7 @@
         </w:rPr>
         <w:t xml:space="preserve">22　</w:t>
       </w:r>
-      <w:hyperlink w:history="1" r:id="rIdhpndglyhvl0uvnl3xs0sr">
+      <w:hyperlink w:history="1" r:id="rIdf9ghhjta6w4qq2zsuhkqh">
         <w:r>
           <w:rPr>
             <w:rStyle w:val="Hyperlink"/>
@@ -7251,7 +7251,7 @@
         </w:rPr>
         <w:t xml:space="preserve">24　</w:t>
       </w:r>
-      <w:hyperlink w:history="1" r:id="rId-pskx3nsianjgnx5b9rfe">
+      <w:hyperlink w:history="1" r:id="rIdgqzsa1eif_gpz_-pbyree">
         <w:r>
           <w:rPr>
             <w:rStyle w:val="Hyperlink"/>
@@ -7277,7 +7277,7 @@
         </w:rPr>
         <w:t xml:space="preserve">25　</w:t>
       </w:r>
-      <w:hyperlink w:history="1" r:id="rIdiaahydl9q8i7_apqy9vjv">
+      <w:hyperlink w:history="1" r:id="rIdxpyx3qalh_ozbdjplmj-i">
         <w:r>
           <w:rPr>
             <w:rStyle w:val="Hyperlink"/>
@@ -7303,7 +7303,7 @@
         </w:rPr>
         <w:t xml:space="preserve">26, 29　</w:t>
       </w:r>
-      <w:hyperlink w:history="1" r:id="rId6ehmzpcr9g-xjdab324qe">
+      <w:hyperlink w:history="1" r:id="rIdzxpczntqenkry7nspffpk">
         <w:r>
           <w:rPr>
             <w:rStyle w:val="Hyperlink"/>
@@ -7329,7 +7329,7 @@
         </w:rPr>
         <w:t xml:space="preserve">27　</w:t>
       </w:r>
-      <w:hyperlink w:history="1" r:id="rIdyzgipkzh7fsaumlfrpavu">
+      <w:hyperlink w:history="1" r:id="rIdecrufof62rkp_puuryxkb">
         <w:r>
           <w:rPr>
             <w:rStyle w:val="Hyperlink"/>
@@ -7355,7 +7355,7 @@
         </w:rPr>
         <w:t xml:space="preserve">28　</w:t>
       </w:r>
-      <w:hyperlink w:history="1" r:id="rIdydf_-laqckjyvi4bfqoak">
+      <w:hyperlink w:history="1" r:id="rIdfc5bakv3ujfojhlrvccf6">
         <w:r>
           <w:rPr>
             <w:rStyle w:val="Hyperlink"/>
@@ -7381,7 +7381,7 @@
         </w:rPr>
         <w:t xml:space="preserve">30　</w:t>
       </w:r>
-      <w:hyperlink w:history="1" r:id="rIdcefjoqlulte9k-9tompri">
+      <w:hyperlink w:history="1" r:id="rId_clytxs4ubb4u3bwrrhu4">
         <w:r>
           <w:rPr>
             <w:rStyle w:val="Hyperlink"/>
@@ -7407,7 +7407,7 @@
         </w:rPr>
         <w:t xml:space="preserve">31, 37　</w:t>
       </w:r>
-      <w:hyperlink w:history="1" r:id="rIdcloxjas9rvo6-0m8bnoki">
+      <w:hyperlink w:history="1" r:id="rIdibpmdbwjbpj7iuvg8xhba">
         <w:r>
           <w:rPr>
             <w:rStyle w:val="Hyperlink"/>
@@ -7433,7 +7433,7 @@
         </w:rPr>
         <w:t xml:space="preserve">32, 39　</w:t>
       </w:r>
-      <w:hyperlink w:history="1" r:id="rIdiu0pcg_-ftc-fiamcchb-">
+      <w:hyperlink w:history="1" r:id="rIdp7axsemlt5fw6yqka-loq">
         <w:r>
           <w:rPr>
             <w:rStyle w:val="Hyperlink"/>
@@ -7459,7 +7459,7 @@
         </w:rPr>
         <w:t xml:space="preserve">33　</w:t>
       </w:r>
-      <w:hyperlink w:history="1" r:id="rIdncx4dl1aod5awsdce5hsd">
+      <w:hyperlink w:history="1" r:id="rIdxgegmq8tggwnsfhohazgp">
         <w:r>
           <w:rPr>
             <w:rStyle w:val="Hyperlink"/>
@@ -7485,7 +7485,7 @@
         </w:rPr>
         <w:t xml:space="preserve">34　</w:t>
       </w:r>
-      <w:hyperlink w:history="1" r:id="rIdv3xlhm6e5odireoedtt07">
+      <w:hyperlink w:history="1" r:id="rId5t9bjvozdcxycfckmzydv">
         <w:r>
           <w:rPr>
             <w:rStyle w:val="Hyperlink"/>
@@ -7511,7 +7511,7 @@
         </w:rPr>
         <w:t xml:space="preserve">36　</w:t>
       </w:r>
-      <w:hyperlink w:history="1" r:id="rId2p7fwx4koru9xiurfolt0">
+      <w:hyperlink w:history="1" r:id="rIdhsmqzikh46kdiemg_nyuu">
         <w:r>
           <w:rPr>
             <w:rStyle w:val="Hyperlink"/>
@@ -7537,7 +7537,7 @@
         </w:rPr>
         <w:t xml:space="preserve">38　</w:t>
       </w:r>
-      <w:hyperlink w:history="1" r:id="rIdomy4fxv-kvdhgbtvq5ay9">
+      <w:hyperlink w:history="1" r:id="rIdthc1jvbzbqh0f9wced4n3">
         <w:r>
           <w:rPr>
             <w:rStyle w:val="Hyperlink"/>
@@ -7563,7 +7563,7 @@
         </w:rPr>
         <w:t xml:space="preserve">40　</w:t>
       </w:r>
-      <w:hyperlink w:history="1" r:id="rIdptiphhvs54gibcstfdnoo">
+      <w:hyperlink w:history="1" r:id="rIdddbhekfzqb4egirffqqg0">
         <w:r>
           <w:rPr>
             <w:rStyle w:val="Hyperlink"/>
@@ -7589,7 +7589,7 @@
         </w:rPr>
         <w:t xml:space="preserve">41　</w:t>
       </w:r>
-      <w:hyperlink w:history="1" r:id="rId8gxmix32i01x_4lalfygq">
+      <w:hyperlink w:history="1" r:id="rIdvyxoicvw3qipoktff4d3u">
         <w:r>
           <w:rPr>
             <w:rStyle w:val="Hyperlink"/>
@@ -7615,7 +7615,7 @@
         </w:rPr>
         <w:t xml:space="preserve">42　</w:t>
       </w:r>
-      <w:hyperlink w:history="1" r:id="rId91geklnxsd7fgwhljq-7g">
+      <w:hyperlink w:history="1" r:id="rId9tohvk4sbp33jydgwi5my">
         <w:r>
           <w:rPr>
             <w:rStyle w:val="Hyperlink"/>
@@ -7641,7 +7641,7 @@
         </w:rPr>
         <w:t xml:space="preserve">43　</w:t>
       </w:r>
-      <w:hyperlink w:history="1" r:id="rIdfwvfxwj6vnq9afiqgrzay">
+      <w:hyperlink w:history="1" r:id="rIdjhumixua_i3un-v9jtbzc">
         <w:r>
           <w:rPr>
             <w:rStyle w:val="Hyperlink"/>
@@ -7667,7 +7667,7 @@
         </w:rPr>
         <w:t xml:space="preserve">45　</w:t>
       </w:r>
-      <w:hyperlink w:history="1" r:id="rIdzt1jdsrvtncqzeenzs1vm">
+      <w:hyperlink w:history="1" r:id="rId-zrjlr073uxwfmlev8a4x">
         <w:r>
           <w:rPr>
             <w:rStyle w:val="Hyperlink"/>
@@ -7693,7 +7693,7 @@
         </w:rPr>
         <w:t xml:space="preserve">46　</w:t>
       </w:r>
-      <w:hyperlink w:history="1" r:id="rIdyiix-yegae8jtplszwmyb">
+      <w:hyperlink w:history="1" r:id="rIdg-8ip9tpzuhxpfxrkeuwe">
         <w:r>
           <w:rPr>
             <w:rStyle w:val="Hyperlink"/>
@@ -7719,7 +7719,7 @@
         </w:rPr>
         <w:t xml:space="preserve">47　</w:t>
       </w:r>
-      <w:hyperlink w:history="1" r:id="rIdd9iloioe9woyooga5al76">
+      <w:hyperlink w:history="1" r:id="rId_by7dt_1xsjek5skcnn77">
         <w:r>
           <w:rPr>
             <w:rStyle w:val="Hyperlink"/>
@@ -7745,7 +7745,7 @@
           <w:sz w:val="28"/>
           <w:szCs w:val="28"/>
         </w:rPr>
-        <w:t xml:space="preserve">undefined. undefined</w:t>
+        <w:t xml:space="preserve">5. 學生心理輔導與支援服務</w:t>
       </w:r>
     </w:p>
     <w:p>
@@ -7761,7 +7761,7 @@
           <w:sz w:val="22"/>
           <w:szCs w:val="22"/>
         </w:rPr>
-        <w:t xml:space="preserve">undefined.1　</w:t>
+        <w:t xml:space="preserve">5.1　</w:t>
       </w:r>
       <w:r>
         <w:rPr>
@@ -7900,7 +7900,7 @@
           <w:sz w:val="22"/>
           <w:szCs w:val="22"/>
         </w:rPr>
-        <w:t xml:space="preserve">undefined.2　</w:t>
+        <w:t xml:space="preserve">5.2　</w:t>
       </w:r>
       <w:r>
         <w:rPr>
@@ -7969,7 +7969,7 @@
           <w:sz w:val="22"/>
           <w:szCs w:val="22"/>
         </w:rPr>
-        <w:t xml:space="preserve">undefined.3　</w:t>
+        <w:t xml:space="preserve">5.3　</w:t>
       </w:r>
       <w:r>
         <w:rPr>
@@ -8074,7 +8074,7 @@
           <w:sz w:val="22"/>
           <w:szCs w:val="22"/>
         </w:rPr>
-        <w:t xml:space="preserve">undefined.4　</w:t>
+        <w:t xml:space="preserve">5.4　</w:t>
       </w:r>
       <w:r>
         <w:rPr>
@@ -8143,7 +8143,7 @@
           <w:sz w:val="22"/>
           <w:szCs w:val="22"/>
         </w:rPr>
-        <w:t xml:space="preserve">undefined.5　</w:t>
+        <w:t xml:space="preserve">5.5　</w:t>
       </w:r>
       <w:r>
         <w:rPr>
@@ -8567,7 +8567,7 @@
           <w:sz w:val="22"/>
           <w:szCs w:val="22"/>
         </w:rPr>
-        <w:t xml:space="preserve">undefined.6　</w:t>
+        <w:t xml:space="preserve">5.6　</w:t>
       </w:r>
       <w:r>
         <w:rPr>
@@ -8823,7 +8823,7 @@
           <w:sz w:val="22"/>
           <w:szCs w:val="22"/>
         </w:rPr>
-        <w:t xml:space="preserve">undefined.7　</w:t>
+        <w:t xml:space="preserve">5.7　</w:t>
       </w:r>
       <w:r>
         <w:rPr>
@@ -8943,7 +8943,7 @@
         </w:rPr>
         <w:t xml:space="preserve">1　</w:t>
       </w:r>
-      <w:hyperlink w:history="1" r:id="rIdyvfh3j7thko13xtaqqyh_">
+      <w:hyperlink w:history="1" r:id="rIddgtyr7e7jkkd6h14tz2i2">
         <w:r>
           <w:rPr>
             <w:rStyle w:val="Hyperlink"/>
@@ -8969,7 +8969,7 @@
         </w:rPr>
         <w:t xml:space="preserve">2　</w:t>
       </w:r>
-      <w:hyperlink w:history="1" r:id="rIdruoiiogb9unnpif3lzeea">
+      <w:hyperlink w:history="1" r:id="rId4tsvs7zofcqsipckrv_7v">
         <w:r>
           <w:rPr>
             <w:rStyle w:val="Hyperlink"/>
@@ -8995,7 +8995,7 @@
         </w:rPr>
         <w:t xml:space="preserve">3, 8　</w:t>
       </w:r>
-      <w:hyperlink w:history="1" r:id="rIdncilwfl9padnxiywjzu1d">
+      <w:hyperlink w:history="1" r:id="rId6es2cgdvu4vev9yjbkxp4">
         <w:r>
           <w:rPr>
             <w:rStyle w:val="Hyperlink"/>
@@ -9021,7 +9021,7 @@
         </w:rPr>
         <w:t xml:space="preserve">4　</w:t>
       </w:r>
-      <w:hyperlink w:history="1" r:id="rIdsegy5jskt_ggbd5alyzbh">
+      <w:hyperlink w:history="1" r:id="rIdzwxjeolfexvuydqxbm_lx">
         <w:r>
           <w:rPr>
             <w:rStyle w:val="Hyperlink"/>
@@ -9047,7 +9047,7 @@
         </w:rPr>
         <w:t xml:space="preserve">5　</w:t>
       </w:r>
-      <w:hyperlink w:history="1" r:id="rIdkhdpzrf6yjtzjgwiwrr04">
+      <w:hyperlink w:history="1" r:id="rIdrcoeuq0wam7hms9lntkdt">
         <w:r>
           <w:rPr>
             <w:rStyle w:val="Hyperlink"/>
@@ -9073,7 +9073,7 @@
         </w:rPr>
         <w:t xml:space="preserve">6　</w:t>
       </w:r>
-      <w:hyperlink w:history="1" r:id="rIdlr9avtzn44dqbbqgt2qmb">
+      <w:hyperlink w:history="1" r:id="rIdbbzytuocvdm2elqg6rgqm">
         <w:r>
           <w:rPr>
             <w:rStyle w:val="Hyperlink"/>
@@ -9099,7 +9099,7 @@
         </w:rPr>
         <w:t xml:space="preserve">7　</w:t>
       </w:r>
-      <w:hyperlink w:history="1" r:id="rIdph9pzaa8vd1domxyk2zth">
+      <w:hyperlink w:history="1" r:id="rIdiidzhp5yyzqvmpnsyd1-9">
         <w:r>
           <w:rPr>
             <w:rStyle w:val="Hyperlink"/>
@@ -9125,7 +9125,7 @@
         </w:rPr>
         <w:t xml:space="preserve">9　</w:t>
       </w:r>
-      <w:hyperlink w:history="1" r:id="rIdjywkaiqmcj9vfq_97p46q">
+      <w:hyperlink w:history="1" r:id="rId3xz3o2thnqvfxqeohivzp">
         <w:r>
           <w:rPr>
             <w:rStyle w:val="Hyperlink"/>
@@ -9151,7 +9151,7 @@
         </w:rPr>
         <w:t xml:space="preserve">10　</w:t>
       </w:r>
-      <w:hyperlink w:history="1" r:id="rId_f_s9r48i68s481fja_kz">
+      <w:hyperlink w:history="1" r:id="rIdi4_wr5s-ti3w6b1ruftea">
         <w:r>
           <w:rPr>
             <w:rStyle w:val="Hyperlink"/>
@@ -9177,7 +9177,7 @@
         </w:rPr>
         <w:t xml:space="preserve">11　</w:t>
       </w:r>
-      <w:hyperlink w:history="1" r:id="rIdb6o3uhfdrh3hgyzx90jyt">
+      <w:hyperlink w:history="1" r:id="rIdslrlf0u-ltg2no99k_rje">
         <w:r>
           <w:rPr>
             <w:rStyle w:val="Hyperlink"/>
@@ -9203,7 +9203,7 @@
         </w:rPr>
         <w:t xml:space="preserve">12　</w:t>
       </w:r>
-      <w:hyperlink w:history="1" r:id="rIdpa8ykmxoof0zbayk-o0x0">
+      <w:hyperlink w:history="1" r:id="rIddgtifkicfz8llyqlnrhsm">
         <w:r>
           <w:rPr>
             <w:rStyle w:val="Hyperlink"/>
@@ -9229,7 +9229,7 @@
         </w:rPr>
         <w:t xml:space="preserve">13　</w:t>
       </w:r>
-      <w:hyperlink w:history="1" r:id="rId2bxk-6wuymeqq1kpsdagh">
+      <w:hyperlink w:history="1" r:id="rIdejeatew2pdl5plu4xsnuf">
         <w:r>
           <w:rPr>
             <w:rStyle w:val="Hyperlink"/>
@@ -9255,7 +9255,7 @@
         </w:rPr>
         <w:t xml:space="preserve">14　</w:t>
       </w:r>
-      <w:hyperlink w:history="1" r:id="rIdwgyagv4jk324ab63t4xly">
+      <w:hyperlink w:history="1" r:id="rIdowpfb50j59a-rm7ivsdwb">
         <w:r>
           <w:rPr>
             <w:rStyle w:val="Hyperlink"/>
@@ -9281,7 +9281,7 @@
         </w:rPr>
         <w:t xml:space="preserve">15　</w:t>
       </w:r>
-      <w:hyperlink w:history="1" r:id="rIdkgkehz9jii9emux99uldc">
+      <w:hyperlink w:history="1" r:id="rIdrdujcmiuqcszgd94psuym">
         <w:r>
           <w:rPr>
             <w:rStyle w:val="Hyperlink"/>
@@ -9307,7 +9307,7 @@
         </w:rPr>
         <w:t xml:space="preserve">16　</w:t>
       </w:r>
-      <w:hyperlink w:history="1" r:id="rIdxxt6ghrirqeyhaywp3u5n">
+      <w:hyperlink w:history="1" r:id="rIdwany2ksx4a2llrsp7sdz_">
         <w:r>
           <w:rPr>
             <w:rStyle w:val="Hyperlink"/>
@@ -9333,7 +9333,7 @@
         </w:rPr>
         <w:t xml:space="preserve">17　</w:t>
       </w:r>
-      <w:hyperlink w:history="1" r:id="rIdys0jsnyvjfwhnspaq37-z">
+      <w:hyperlink w:history="1" r:id="rIdilpnb16ksmuqcjubsmc6h">
         <w:r>
           <w:rPr>
             <w:rStyle w:val="Hyperlink"/>
@@ -9359,7 +9359,7 @@
         </w:rPr>
         <w:t xml:space="preserve">18　</w:t>
       </w:r>
-      <w:hyperlink w:history="1" r:id="rIdqztvc8txa9qq5-fena2qe">
+      <w:hyperlink w:history="1" r:id="rIdgpr9weepmswnwqd4nxp_5">
         <w:r>
           <w:rPr>
             <w:rStyle w:val="Hyperlink"/>
@@ -9385,7 +9385,7 @@
           <w:sz w:val="28"/>
           <w:szCs w:val="28"/>
         </w:rPr>
-        <w:t xml:space="preserve">undefined. undefined</w:t>
+        <w:t xml:space="preserve">6. 訓輔人員職責與培訓</w:t>
       </w:r>
     </w:p>
     <w:p>
@@ -9401,7 +9401,7 @@
           <w:sz w:val="22"/>
           <w:szCs w:val="22"/>
         </w:rPr>
-        <w:t xml:space="preserve">undefined.1　</w:t>
+        <w:t xml:space="preserve">6.1　</w:t>
       </w:r>
       <w:r>
         <w:rPr>
@@ -9470,7 +9470,7 @@
           <w:sz w:val="22"/>
           <w:szCs w:val="22"/>
         </w:rPr>
-        <w:t xml:space="preserve">undefined.2　</w:t>
+        <w:t xml:space="preserve">6.2　</w:t>
       </w:r>
       <w:r>
         <w:rPr>
@@ -9838,7 +9838,7 @@
           <w:sz w:val="22"/>
           <w:szCs w:val="22"/>
         </w:rPr>
-        <w:t xml:space="preserve">undefined.3　</w:t>
+        <w:t xml:space="preserve">6.3　</w:t>
       </w:r>
       <w:r>
         <w:rPr>
@@ -9907,7 +9907,7 @@
           <w:sz w:val="22"/>
           <w:szCs w:val="22"/>
         </w:rPr>
-        <w:t xml:space="preserve">undefined.4　</w:t>
+        <w:t xml:space="preserve">6.4　</w:t>
       </w:r>
       <w:r>
         <w:rPr>
@@ -9958,7 +9958,7 @@
           <w:sz w:val="22"/>
           <w:szCs w:val="22"/>
         </w:rPr>
-        <w:t xml:space="preserve">undefined.5　</w:t>
+        <w:t xml:space="preserve">6.5　</w:t>
       </w:r>
       <w:r>
         <w:rPr>
@@ -10009,7 +10009,7 @@
           <w:sz w:val="22"/>
           <w:szCs w:val="22"/>
         </w:rPr>
-        <w:t xml:space="preserve">undefined.6　</w:t>
+        <w:t xml:space="preserve">6.6　</w:t>
       </w:r>
       <w:r>
         <w:rPr>
@@ -10424,7 +10424,7 @@
           <w:sz w:val="22"/>
           <w:szCs w:val="22"/>
         </w:rPr>
-        <w:t xml:space="preserve">undefined.7　</w:t>
+        <w:t xml:space="preserve">6.7　</w:t>
       </w:r>
       <w:r>
         <w:rPr>
@@ -10510,7 +10510,7 @@
           <w:sz w:val="22"/>
           <w:szCs w:val="22"/>
         </w:rPr>
-        <w:t xml:space="preserve">undefined.8　</w:t>
+        <w:t xml:space="preserve">6.8　</w:t>
       </w:r>
       <w:r>
         <w:rPr>
@@ -10561,7 +10561,7 @@
           <w:sz w:val="22"/>
           <w:szCs w:val="22"/>
         </w:rPr>
-        <w:t xml:space="preserve">undefined.9　</w:t>
+        <w:t xml:space="preserve">6.9　</w:t>
       </w:r>
       <w:r>
         <w:rPr>
@@ -10630,7 +10630,7 @@
           <w:sz w:val="22"/>
           <w:szCs w:val="22"/>
         </w:rPr>
-        <w:t xml:space="preserve">undefined.10　</w:t>
+        <w:t xml:space="preserve">6.10　</w:t>
       </w:r>
       <w:r>
         <w:rPr>
@@ -10698,7 +10698,7 @@
         </w:rPr>
         <w:t xml:space="preserve">1　</w:t>
       </w:r>
-      <w:hyperlink w:history="1" r:id="rIdfluw4k-jlwna8hpr47zy2">
+      <w:hyperlink w:history="1" r:id="rIdmtfuhrw_a0ib_o32twdxg">
         <w:r>
           <w:rPr>
             <w:rStyle w:val="Hyperlink"/>
@@ -10724,7 +10724,7 @@
         </w:rPr>
         <w:t xml:space="preserve">2, 7　</w:t>
       </w:r>
-      <w:hyperlink w:history="1" r:id="rIdtvu9alzco86jo6b732zaz">
+      <w:hyperlink w:history="1" r:id="rId0l3yzpdxdtjxx2vgc3yzn">
         <w:r>
           <w:rPr>
             <w:rStyle w:val="Hyperlink"/>
@@ -10750,7 +10750,7 @@
         </w:rPr>
         <w:t xml:space="preserve">3　</w:t>
       </w:r>
-      <w:hyperlink w:history="1" r:id="rIddxvdr3oevnm3tkqfoedbz">
+      <w:hyperlink w:history="1" r:id="rIdtkopgo5meguqgrw9zgqzy">
         <w:r>
           <w:rPr>
             <w:rStyle w:val="Hyperlink"/>
@@ -10776,7 +10776,7 @@
         </w:rPr>
         <w:t xml:space="preserve">4　</w:t>
       </w:r>
-      <w:hyperlink w:history="1" r:id="rIdjt9nimxreylamghsexmf4">
+      <w:hyperlink w:history="1" r:id="rIdslyiesise0jg0m1axo2_u">
         <w:r>
           <w:rPr>
             <w:rStyle w:val="Hyperlink"/>
@@ -10802,7 +10802,7 @@
         </w:rPr>
         <w:t xml:space="preserve">5　</w:t>
       </w:r>
-      <w:hyperlink w:history="1" r:id="rId_w9qpi06k-bqg95xvplwd">
+      <w:hyperlink w:history="1" r:id="rIdfa50rhqdefdsv1xfeqd53">
         <w:r>
           <w:rPr>
             <w:rStyle w:val="Hyperlink"/>
@@ -10828,7 +10828,7 @@
         </w:rPr>
         <w:t xml:space="preserve">6　</w:t>
       </w:r>
-      <w:hyperlink w:history="1" r:id="rIdix6kgpqis2nok1nbte24z">
+      <w:hyperlink w:history="1" r:id="rIdust7om8dxoq2r-ypmpzbb">
         <w:r>
           <w:rPr>
             <w:rStyle w:val="Hyperlink"/>
@@ -10854,7 +10854,7 @@
         </w:rPr>
         <w:t xml:space="preserve">8　</w:t>
       </w:r>
-      <w:hyperlink w:history="1" r:id="rIdcuhwvw6mop9o-ocjw5rdk">
+      <w:hyperlink w:history="1" r:id="rIdsp0c6fe4x9aeffhqilxs1">
         <w:r>
           <w:rPr>
             <w:rStyle w:val="Hyperlink"/>
@@ -10880,7 +10880,7 @@
         </w:rPr>
         <w:t xml:space="preserve">9　</w:t>
       </w:r>
-      <w:hyperlink w:history="1" r:id="rIdh4n6fdgegxen0ge_h6hsh">
+      <w:hyperlink w:history="1" r:id="rId7p2gokppongigpvcru7-o">
         <w:r>
           <w:rPr>
             <w:rStyle w:val="Hyperlink"/>
@@ -10906,7 +10906,7 @@
         </w:rPr>
         <w:t xml:space="preserve">10　</w:t>
       </w:r>
-      <w:hyperlink w:history="1" r:id="rIdhweifwtxhbdi0avg3hmvg">
+      <w:hyperlink w:history="1" r:id="rIdu4auf6lh13sokihwmiyq_">
         <w:r>
           <w:rPr>
             <w:rStyle w:val="Hyperlink"/>
@@ -10932,7 +10932,7 @@
         </w:rPr>
         <w:t xml:space="preserve">11　</w:t>
       </w:r>
-      <w:hyperlink w:history="1" r:id="rIdp0m2bjye_ky05drkrob_9">
+      <w:hyperlink w:history="1" r:id="rIdmiblnug5nik_dwbluajgd">
         <w:r>
           <w:rPr>
             <w:rStyle w:val="Hyperlink"/>
@@ -10958,7 +10958,7 @@
         </w:rPr>
         <w:t xml:space="preserve">12　</w:t>
       </w:r>
-      <w:hyperlink w:history="1" r:id="rIdoxs9w5spm3k2y7rwe0ygl">
+      <w:hyperlink w:history="1" r:id="rId_iw7i5zw0zbkfvmvmxyty">
         <w:r>
           <w:rPr>
             <w:rStyle w:val="Hyperlink"/>
@@ -10984,7 +10984,7 @@
         </w:rPr>
         <w:t xml:space="preserve">13　</w:t>
       </w:r>
-      <w:hyperlink w:history="1" r:id="rIdyukic-4sc9umbrpnflqoi">
+      <w:hyperlink w:history="1" r:id="rIdrtqmgnh7cz8ubxcyaocun">
         <w:r>
           <w:rPr>
             <w:rStyle w:val="Hyperlink"/>
@@ -11010,7 +11010,7 @@
         </w:rPr>
         <w:t xml:space="preserve">14　</w:t>
       </w:r>
-      <w:hyperlink w:history="1" r:id="rIdbpenhwrntdln_3_uwddpj">
+      <w:hyperlink w:history="1" r:id="rIdf8pkggmv76wddzzsmz5db">
         <w:r>
           <w:rPr>
             <w:rStyle w:val="Hyperlink"/>
@@ -11036,7 +11036,7 @@
         </w:rPr>
         <w:t xml:space="preserve">15　</w:t>
       </w:r>
-      <w:hyperlink w:history="1" r:id="rIdshwmvxxfbfwbwnw3dfe8k">
+      <w:hyperlink w:history="1" r:id="rId4rbjiofyj65b8rlxfgoco">
         <w:r>
           <w:rPr>
             <w:rStyle w:val="Hyperlink"/>
@@ -11062,7 +11062,7 @@
           <w:sz w:val="28"/>
           <w:szCs w:val="28"/>
         </w:rPr>
-        <w:t xml:space="preserve">undefined. undefined</w:t>
+        <w:t xml:space="preserve">7. 防欺凌與網絡安全政策</w:t>
       </w:r>
     </w:p>
     <w:p>
@@ -11078,7 +11078,7 @@
           <w:sz w:val="22"/>
           <w:szCs w:val="22"/>
         </w:rPr>
-        <w:t xml:space="preserve">undefined.1　</w:t>
+        <w:t xml:space="preserve">7.1　</w:t>
       </w:r>
       <w:r>
         <w:rPr>
@@ -11448,7 +11448,7 @@
           <w:sz w:val="22"/>
           <w:szCs w:val="22"/>
         </w:rPr>
-        <w:t xml:space="preserve">undefined.2　</w:t>
+        <w:t xml:space="preserve">7.2　</w:t>
       </w:r>
       <w:r>
         <w:rPr>
@@ -11940,7 +11940,7 @@
         </w:rPr>
         <w:t xml:space="preserve">1　</w:t>
       </w:r>
-      <w:hyperlink w:history="1" r:id="rIdon6ntyzp6ku1zzqrl4cqn">
+      <w:hyperlink w:history="1" r:id="rIdxehuvkvwrw0ss2nuuszrx">
         <w:r>
           <w:rPr>
             <w:rStyle w:val="Hyperlink"/>
@@ -11966,7 +11966,7 @@
         </w:rPr>
         <w:t xml:space="preserve">2, 4　</w:t>
       </w:r>
-      <w:hyperlink w:history="1" r:id="rIdowf-t7qnm3gyfu7hkqad_">
+      <w:hyperlink w:history="1" r:id="rIdrzdy-apegmh8hwq-xfeb3">
         <w:r>
           <w:rPr>
             <w:rStyle w:val="Hyperlink"/>
@@ -11992,7 +11992,7 @@
         </w:rPr>
         <w:t xml:space="preserve">3　</w:t>
       </w:r>
-      <w:hyperlink w:history="1" r:id="rIdpqsurdmfr4rlwzzet-eqg">
+      <w:hyperlink w:history="1" r:id="rIdgkmhpjha7sas5ij0brfgb">
         <w:r>
           <w:rPr>
             <w:rStyle w:val="Hyperlink"/>
@@ -12018,7 +12018,7 @@
           <w:sz w:val="28"/>
           <w:szCs w:val="28"/>
         </w:rPr>
-        <w:t xml:space="preserve">undefined. undefined</w:t>
+        <w:t xml:space="preserve">8. 健康校園政策與藥物測試</w:t>
       </w:r>
     </w:p>
     <w:p>
@@ -12034,7 +12034,7 @@
           <w:sz w:val="22"/>
           <w:szCs w:val="22"/>
         </w:rPr>
-        <w:t xml:space="preserve">undefined.1　</w:t>
+        <w:t xml:space="preserve">8.1　</w:t>
       </w:r>
       <w:r>
         <w:rPr>
@@ -12068,7 +12068,7 @@
           <w:sz w:val="22"/>
           <w:szCs w:val="22"/>
         </w:rPr>
-        <w:t xml:space="preserve">undefined.2　</w:t>
+        <w:t xml:space="preserve">8.2　</w:t>
       </w:r>
       <w:r>
         <w:rPr>
@@ -12154,7 +12154,7 @@
           <w:sz w:val="22"/>
           <w:szCs w:val="22"/>
         </w:rPr>
-        <w:t xml:space="preserve">undefined.3　</w:t>
+        <w:t xml:space="preserve">8.3　</w:t>
       </w:r>
       <w:r>
         <w:rPr>
@@ -12560,7 +12560,7 @@
           <w:sz w:val="22"/>
           <w:szCs w:val="22"/>
         </w:rPr>
-        <w:t xml:space="preserve">undefined.4　</w:t>
+        <w:t xml:space="preserve">8.4　</w:t>
       </w:r>
       <w:r>
         <w:rPr>
@@ -12594,7 +12594,7 @@
           <w:sz w:val="22"/>
           <w:szCs w:val="22"/>
         </w:rPr>
-        <w:t xml:space="preserve">undefined.5　</w:t>
+        <w:t xml:space="preserve">8.5　</w:t>
       </w:r>
       <w:r>
         <w:rPr>
@@ -12628,7 +12628,7 @@
           <w:sz w:val="22"/>
           <w:szCs w:val="22"/>
         </w:rPr>
-        <w:t xml:space="preserve">undefined.6　</w:t>
+        <w:t xml:space="preserve">8.6　</w:t>
       </w:r>
       <w:r>
         <w:rPr>
@@ -12679,7 +12679,7 @@
           <w:sz w:val="22"/>
           <w:szCs w:val="22"/>
         </w:rPr>
-        <w:t xml:space="preserve">undefined.7　</w:t>
+        <w:t xml:space="preserve">8.7　</w:t>
       </w:r>
       <w:r>
         <w:rPr>
@@ -12713,7 +12713,7 @@
           <w:sz w:val="22"/>
           <w:szCs w:val="22"/>
         </w:rPr>
-        <w:t xml:space="preserve">undefined.8　</w:t>
+        <w:t xml:space="preserve">8.8　</w:t>
       </w:r>
       <w:r>
         <w:rPr>
@@ -12764,7 +12764,7 @@
           <w:sz w:val="22"/>
           <w:szCs w:val="22"/>
         </w:rPr>
-        <w:t xml:space="preserve">undefined.9　</w:t>
+        <w:t xml:space="preserve">8.9　</w:t>
       </w:r>
       <w:r>
         <w:rPr>
@@ -12798,7 +12798,7 @@
           <w:sz w:val="22"/>
           <w:szCs w:val="22"/>
         </w:rPr>
-        <w:t xml:space="preserve">undefined.10　</w:t>
+        <w:t xml:space="preserve">8.10　</w:t>
       </w:r>
       <w:r>
         <w:rPr>
@@ -12866,7 +12866,7 @@
         </w:rPr>
         <w:t xml:space="preserve">1　</w:t>
       </w:r>
-      <w:hyperlink w:history="1" r:id="rIdfd7td2flsa82snvnokoph">
+      <w:hyperlink w:history="1" r:id="rIdk0-h9qvqxoepundj-eacs">
         <w:r>
           <w:rPr>
             <w:rStyle w:val="Hyperlink"/>
@@ -12892,7 +12892,7 @@
         </w:rPr>
         <w:t xml:space="preserve">2, 4, 9　</w:t>
       </w:r>
-      <w:hyperlink w:history="1" r:id="rIdl1nrey38mutc6rmg-sfqv">
+      <w:hyperlink w:history="1" r:id="rId2etbho8yxosxsf6b6erwn">
         <w:r>
           <w:rPr>
             <w:rStyle w:val="Hyperlink"/>
@@ -12918,7 +12918,7 @@
         </w:rPr>
         <w:t xml:space="preserve">3　</w:t>
       </w:r>
-      <w:hyperlink w:history="1" r:id="rIdfn6qwlownqfyb_zgmp6sf">
+      <w:hyperlink w:history="1" r:id="rIdo3tcyjtd4vel3ntptzbzo">
         <w:r>
           <w:rPr>
             <w:rStyle w:val="Hyperlink"/>
@@ -12944,7 +12944,7 @@
         </w:rPr>
         <w:t xml:space="preserve">5, 6　</w:t>
       </w:r>
-      <w:hyperlink w:history="1" r:id="rId8uwob_bvvmen9osmvbbjv">
+      <w:hyperlink w:history="1" r:id="rIdj_qn24tytx2pgvfj9yjqe">
         <w:r>
           <w:rPr>
             <w:rStyle w:val="Hyperlink"/>
@@ -12970,7 +12970,7 @@
         </w:rPr>
         <w:t xml:space="preserve">7　</w:t>
       </w:r>
-      <w:hyperlink w:history="1" r:id="rIdqn9aeyupppgivu23cxz8f">
+      <w:hyperlink w:history="1" r:id="rIdvz5b3n_47zld8rdftbdsv">
         <w:r>
           <w:rPr>
             <w:rStyle w:val="Hyperlink"/>
@@ -12996,7 +12996,7 @@
         </w:rPr>
         <w:t xml:space="preserve">8　</w:t>
       </w:r>
-      <w:hyperlink w:history="1" r:id="rId9nmuxontcezpn5ngrnudh">
+      <w:hyperlink w:history="1" r:id="rIdfduhiydjwpfslgmtlcviu">
         <w:r>
           <w:rPr>
             <w:rStyle w:val="Hyperlink"/>
@@ -13022,7 +13022,7 @@
         </w:rPr>
         <w:t xml:space="preserve">10　</w:t>
       </w:r>
-      <w:hyperlink w:history="1" r:id="rId8v-xfqxez9gmv_lk_yuub">
+      <w:hyperlink w:history="1" r:id="rId8fcoi1tdpwjgdyn7aoxtb">
         <w:r>
           <w:rPr>
             <w:rStyle w:val="Hyperlink"/>
@@ -13048,7 +13048,7 @@
         </w:rPr>
         <w:t xml:space="preserve">11　</w:t>
       </w:r>
-      <w:hyperlink w:history="1" r:id="rIdqqjrhx7mzjtki2czx1j_m">
+      <w:hyperlink w:history="1" r:id="rIdvcx6lisdf_78hp9nvcgtg">
         <w:r>
           <w:rPr>
             <w:rStyle w:val="Hyperlink"/>
@@ -13074,7 +13074,7 @@
           <w:sz w:val="28"/>
           <w:szCs w:val="28"/>
         </w:rPr>
-        <w:t xml:space="preserve">undefined. undefined</w:t>
+        <w:t xml:space="preserve">9. 特殊需要學生支援</w:t>
       </w:r>
     </w:p>
     <w:p>
@@ -13090,7 +13090,7 @@
           <w:sz w:val="22"/>
           <w:szCs w:val="22"/>
         </w:rPr>
-        <w:t xml:space="preserve">undefined.1　</w:t>
+        <w:t xml:space="preserve">9.1　</w:t>
       </w:r>
       <w:r>
         <w:rPr>
@@ -13125,7 +13125,7 @@
           <w:sz w:val="22"/>
           <w:szCs w:val="22"/>
         </w:rPr>
-        <w:t xml:space="preserve">undefined.2　</w:t>
+        <w:t xml:space="preserve">9.2　</w:t>
       </w:r>
       <w:r>
         <w:rPr>
@@ -13195,7 +13195,7 @@
           <w:sz w:val="22"/>
           <w:szCs w:val="22"/>
         </w:rPr>
-        <w:t xml:space="preserve">undefined.3　</w:t>
+        <w:t xml:space="preserve">9.3　</w:t>
       </w:r>
       <w:r>
         <w:rPr>
@@ -13266,7 +13266,7 @@
           <w:sz w:val="22"/>
           <w:szCs w:val="22"/>
         </w:rPr>
-        <w:t xml:space="preserve">undefined.4　</w:t>
+        <w:t xml:space="preserve">9.4　</w:t>
       </w:r>
       <w:r>
         <w:rPr>
@@ -13336,7 +13336,7 @@
           <w:sz w:val="22"/>
           <w:szCs w:val="22"/>
         </w:rPr>
-        <w:t xml:space="preserve">undefined.5　</w:t>
+        <w:t xml:space="preserve">9.5　</w:t>
       </w:r>
       <w:r>
         <w:rPr>
@@ -13388,7 +13388,7 @@
           <w:sz w:val="22"/>
           <w:szCs w:val="22"/>
         </w:rPr>
-        <w:t xml:space="preserve">undefined.6　</w:t>
+        <w:t xml:space="preserve">9.6　</w:t>
       </w:r>
       <w:r>
         <w:rPr>
@@ -13795,7 +13795,7 @@
           <w:sz w:val="22"/>
           <w:szCs w:val="22"/>
         </w:rPr>
-        <w:t xml:space="preserve">undefined.7　</w:t>
+        <w:t xml:space="preserve">9.7　</w:t>
       </w:r>
       <w:r>
         <w:rPr>
@@ -13847,7 +13847,7 @@
           <w:sz w:val="22"/>
           <w:szCs w:val="22"/>
         </w:rPr>
-        <w:t xml:space="preserve">undefined.8　</w:t>
+        <w:t xml:space="preserve">9.8　</w:t>
       </w:r>
       <w:r>
         <w:rPr>
@@ -13916,7 +13916,7 @@
         </w:rPr>
         <w:t xml:space="preserve">1　</w:t>
       </w:r>
-      <w:hyperlink w:history="1" r:id="rIdbt8swckoqmgmboyyq2xjg">
+      <w:hyperlink w:history="1" r:id="rIdt3lenc93cftwag75tnhol">
         <w:r>
           <w:rPr>
             <w:rStyle w:val="Hyperlink"/>
@@ -13942,7 +13942,7 @@
         </w:rPr>
         <w:t xml:space="preserve">2, 6, 7, 9　</w:t>
       </w:r>
-      <w:hyperlink w:history="1" r:id="rIdhm2wcpetikjvjyh7ya1cy">
+      <w:hyperlink w:history="1" r:id="rIdstzums1g6xx5kvawluibx">
         <w:r>
           <w:rPr>
             <w:rStyle w:val="Hyperlink"/>
@@ -13968,7 +13968,7 @@
         </w:rPr>
         <w:t xml:space="preserve">3, 10　</w:t>
       </w:r>
-      <w:hyperlink w:history="1" r:id="rIdj8eisag7_nsrwxeqwnhp6">
+      <w:hyperlink w:history="1" r:id="rIdftwiistz8qnzilsimkssz">
         <w:r>
           <w:rPr>
             <w:rStyle w:val="Hyperlink"/>
@@ -13994,7 +13994,7 @@
         </w:rPr>
         <w:t xml:space="preserve">4　</w:t>
       </w:r>
-      <w:hyperlink w:history="1" r:id="rId7zfyhyuidga7-eh9jurtp">
+      <w:hyperlink w:history="1" r:id="rIdsbq-zbomt1ogirbwc2odv">
         <w:r>
           <w:rPr>
             <w:rStyle w:val="Hyperlink"/>
@@ -14020,7 +14020,7 @@
         </w:rPr>
         <w:t xml:space="preserve">5　</w:t>
       </w:r>
-      <w:hyperlink w:history="1" r:id="rId_crhdpxvczuat47pskb2f">
+      <w:hyperlink w:history="1" r:id="rId6lcktd-vxhf7x5mhtfhle">
         <w:r>
           <w:rPr>
             <w:rStyle w:val="Hyperlink"/>
@@ -14046,7 +14046,7 @@
         </w:rPr>
         <w:t xml:space="preserve">8　</w:t>
       </w:r>
-      <w:hyperlink w:history="1" r:id="rIdhu-ndx9lnmncn0apsxkbm">
+      <w:hyperlink w:history="1" r:id="rIdhquf8ty_0dit9cdke6boq">
         <w:r>
           <w:rPr>
             <w:rStyle w:val="Hyperlink"/>
@@ -14072,7 +14072,7 @@
         </w:rPr>
         <w:t xml:space="preserve">11　</w:t>
       </w:r>
-      <w:hyperlink w:history="1" r:id="rIdvz89eoyx8mbg5q2wgwmca">
+      <w:hyperlink w:history="1" r:id="rIdxgxim6k1kp1dbjpvjense">
         <w:r>
           <w:rPr>
             <w:rStyle w:val="Hyperlink"/>
@@ -14098,7 +14098,7 @@
         </w:rPr>
         <w:t xml:space="preserve">12　</w:t>
       </w:r>
-      <w:hyperlink w:history="1" r:id="rIdogirezs7_futjajeddasn">
+      <w:hyperlink w:history="1" r:id="rIdldgosod6wujdoo6xig9b7">
         <w:r>
           <w:rPr>
             <w:rStyle w:val="Hyperlink"/>
@@ -14124,7 +14124,7 @@
           <w:sz w:val="28"/>
           <w:szCs w:val="28"/>
         </w:rPr>
-        <w:t xml:space="preserve">undefined. undefined</w:t>
+        <w:t xml:space="preserve">10. 學生健康、急救與安全</w:t>
       </w:r>
     </w:p>
     <w:p>
@@ -14140,7 +14140,7 @@
           <w:sz w:val="22"/>
           <w:szCs w:val="22"/>
         </w:rPr>
-        <w:t xml:space="preserve">undefined.1　</w:t>
+        <w:t xml:space="preserve">10.1　</w:t>
       </w:r>
       <w:r>
         <w:rPr>
@@ -14210,7 +14210,7 @@
           <w:sz w:val="22"/>
           <w:szCs w:val="22"/>
         </w:rPr>
-        <w:t xml:space="preserve">undefined.2　</w:t>
+        <w:t xml:space="preserve">10.2　</w:t>
       </w:r>
       <w:r>
         <w:rPr>
@@ -14244,7 +14244,7 @@
           <w:sz w:val="22"/>
           <w:szCs w:val="22"/>
         </w:rPr>
-        <w:t xml:space="preserve">undefined.3　</w:t>
+        <w:t xml:space="preserve">10.3　</w:t>
       </w:r>
       <w:r>
         <w:rPr>
@@ -14278,7 +14278,7 @@
           <w:sz w:val="22"/>
           <w:szCs w:val="22"/>
         </w:rPr>
-        <w:t xml:space="preserve">undefined.4　</w:t>
+        <w:t xml:space="preserve">10.4　</w:t>
       </w:r>
       <w:r>
         <w:rPr>
@@ -14312,7 +14312,7 @@
           <w:sz w:val="22"/>
           <w:szCs w:val="22"/>
         </w:rPr>
-        <w:t xml:space="preserve">undefined.5　</w:t>
+        <w:t xml:space="preserve">10.5　</w:t>
       </w:r>
       <w:r>
         <w:rPr>
@@ -14346,7 +14346,7 @@
           <w:sz w:val="22"/>
           <w:szCs w:val="22"/>
         </w:rPr>
-        <w:t xml:space="preserve">undefined.6　</w:t>
+        <w:t xml:space="preserve">10.6　</w:t>
       </w:r>
       <w:r>
         <w:rPr>
@@ -14380,7 +14380,7 @@
           <w:sz w:val="22"/>
           <w:szCs w:val="22"/>
         </w:rPr>
-        <w:t xml:space="preserve">undefined.7　</w:t>
+        <w:t xml:space="preserve">10.7　</w:t>
       </w:r>
       <w:r>
         <w:rPr>
@@ -14432,7 +14432,7 @@
           <w:sz w:val="22"/>
           <w:szCs w:val="22"/>
         </w:rPr>
-        <w:t xml:space="preserve">undefined.8　</w:t>
+        <w:t xml:space="preserve">10.8　</w:t>
       </w:r>
       <w:r>
         <w:rPr>
@@ -14483,7 +14483,7 @@
           <w:sz w:val="22"/>
           <w:szCs w:val="22"/>
         </w:rPr>
-        <w:t xml:space="preserve">undefined.9　</w:t>
+        <w:t xml:space="preserve">10.9　</w:t>
       </w:r>
       <w:r>
         <w:rPr>
@@ -14517,7 +14517,7 @@
           <w:sz w:val="22"/>
           <w:szCs w:val="22"/>
         </w:rPr>
-        <w:t xml:space="preserve">undefined.10　</w:t>
+        <w:t xml:space="preserve">10.10　</w:t>
       </w:r>
       <w:r>
         <w:rPr>
@@ -14811,7 +14811,7 @@
           <w:sz w:val="22"/>
           <w:szCs w:val="22"/>
         </w:rPr>
-        <w:t xml:space="preserve">undefined.11　</w:t>
+        <w:t xml:space="preserve">10.11　</w:t>
       </w:r>
       <w:r>
         <w:rPr>
@@ -14862,7 +14862,7 @@
         </w:rPr>
         <w:t xml:space="preserve">1, 4　</w:t>
       </w:r>
-      <w:hyperlink w:history="1" r:id="rIdgf2w4qcgtk2_wvgj3ql6l">
+      <w:hyperlink w:history="1" r:id="rIdslyz39tijiayxtxcykdim">
         <w:r>
           <w:rPr>
             <w:rStyle w:val="Hyperlink"/>
@@ -14888,7 +14888,7 @@
         </w:rPr>
         <w:t xml:space="preserve">2, 5　</w:t>
       </w:r>
-      <w:hyperlink w:history="1" r:id="rIdpk93pqembhzw5-dycwgtx">
+      <w:hyperlink w:history="1" r:id="rIdyxzvqmxrewyqolleyw-kh">
         <w:r>
           <w:rPr>
             <w:rStyle w:val="Hyperlink"/>
@@ -14914,7 +14914,7 @@
         </w:rPr>
         <w:t xml:space="preserve">3, 10, 13　</w:t>
       </w:r>
-      <w:hyperlink w:history="1" r:id="rIdfafgqwnliqu0jdxgxd9n1">
+      <w:hyperlink w:history="1" r:id="rIdmsdbetzrwzbpufr6jab28">
         <w:r>
           <w:rPr>
             <w:rStyle w:val="Hyperlink"/>
@@ -14940,7 +14940,7 @@
         </w:rPr>
         <w:t xml:space="preserve">6　</w:t>
       </w:r>
-      <w:hyperlink w:history="1" r:id="rIdamhqcoabyuriccnzncfxt">
+      <w:hyperlink w:history="1" r:id="rIdnqobzywwuvg1itkhnaxwx">
         <w:r>
           <w:rPr>
             <w:rStyle w:val="Hyperlink"/>
@@ -14966,7 +14966,7 @@
         </w:rPr>
         <w:t xml:space="preserve">7　</w:t>
       </w:r>
-      <w:hyperlink w:history="1" r:id="rIdabceuo2dta0nukbzcgmz4">
+      <w:hyperlink w:history="1" r:id="rIdx4ix4swlzmbnbbgo54qz0">
         <w:r>
           <w:rPr>
             <w:rStyle w:val="Hyperlink"/>
@@ -14992,7 +14992,7 @@
         </w:rPr>
         <w:t xml:space="preserve">8　</w:t>
       </w:r>
-      <w:hyperlink w:history="1" r:id="rId-hku5ugf0qagqb1e-9qyd">
+      <w:hyperlink w:history="1" r:id="rId7hax6rrbse8i9a1sng5j-">
         <w:r>
           <w:rPr>
             <w:rStyle w:val="Hyperlink"/>
@@ -15018,7 +15018,7 @@
         </w:rPr>
         <w:t xml:space="preserve">9, 14　</w:t>
       </w:r>
-      <w:hyperlink w:history="1" r:id="rIdpw5misifhz0twppyvx5my">
+      <w:hyperlink w:history="1" r:id="rIdmsnfwpshvlq8bjlfe4lou">
         <w:r>
           <w:rPr>
             <w:rStyle w:val="Hyperlink"/>
@@ -15044,7 +15044,7 @@
         </w:rPr>
         <w:t xml:space="preserve">11　</w:t>
       </w:r>
-      <w:hyperlink w:history="1" r:id="rIdkgbxrb7meplt6izw7immi">
+      <w:hyperlink w:history="1" r:id="rIdvobc7spkyglwcot6antw7">
         <w:r>
           <w:rPr>
             <w:rStyle w:val="Hyperlink"/>
@@ -15070,7 +15070,7 @@
         </w:rPr>
         <w:t xml:space="preserve">12　</w:t>
       </w:r>
-      <w:hyperlink w:history="1" r:id="rIdvc0e-0zcjdqbatdtjxfyg">
+      <w:hyperlink w:history="1" r:id="rId18d1cydivgz5ypnfzr0fo">
         <w:r>
           <w:rPr>
             <w:rStyle w:val="Hyperlink"/>
@@ -15096,7 +15096,7 @@
           <w:sz w:val="28"/>
           <w:szCs w:val="28"/>
         </w:rPr>
-        <w:t xml:space="preserve">undefined. undefined</w:t>
+        <w:t xml:space="preserve">11. 家長溝通與家校合作</w:t>
       </w:r>
     </w:p>
     <w:p>
@@ -15112,7 +15112,7 @@
           <w:sz w:val="22"/>
           <w:szCs w:val="22"/>
         </w:rPr>
-        <w:t xml:space="preserve">undefined.1　</w:t>
+        <w:t xml:space="preserve">11.1　</w:t>
       </w:r>
       <w:r>
         <w:rPr>
@@ -15424,7 +15424,7 @@
           <w:sz w:val="22"/>
           <w:szCs w:val="22"/>
         </w:rPr>
-        <w:t xml:space="preserve">undefined.2　</w:t>
+        <w:t xml:space="preserve">11.2　</w:t>
       </w:r>
       <w:r>
         <w:rPr>
@@ -15475,7 +15475,7 @@
           <w:sz w:val="22"/>
           <w:szCs w:val="22"/>
         </w:rPr>
-        <w:t xml:space="preserve">undefined.3　</w:t>
+        <w:t xml:space="preserve">11.3　</w:t>
       </w:r>
       <w:r>
         <w:rPr>
@@ -15543,7 +15543,7 @@
         </w:rPr>
         <w:t xml:space="preserve">1　</w:t>
       </w:r>
-      <w:hyperlink w:history="1" r:id="rIdsn2vqxqhkyo1ubiuieb22">
+      <w:hyperlink w:history="1" r:id="rIdcuumqfqubeny0btjfkoox">
         <w:r>
           <w:rPr>
             <w:rStyle w:val="Hyperlink"/>
@@ -15569,7 +15569,7 @@
         </w:rPr>
         <w:t xml:space="preserve">2　</w:t>
       </w:r>
-      <w:hyperlink w:history="1" r:id="rIdcuxhukehbq1ri1xz0df-l">
+      <w:hyperlink w:history="1" r:id="rIdbsk16fvakivzjnlvst6m6">
         <w:r>
           <w:rPr>
             <w:rStyle w:val="Hyperlink"/>
@@ -15595,7 +15595,7 @@
         </w:rPr>
         <w:t xml:space="preserve">3　</w:t>
       </w:r>
-      <w:hyperlink w:history="1" r:id="rIdiozovbvs7dew4o-wqwen_">
+      <w:hyperlink w:history="1" r:id="rIdekxofg9u1wnwrx1xssrpm">
         <w:r>
           <w:rPr>
             <w:rStyle w:val="Hyperlink"/>
@@ -15621,7 +15621,7 @@
         </w:rPr>
         <w:t xml:space="preserve">4　</w:t>
       </w:r>
-      <w:hyperlink w:history="1" r:id="rIdblwlicf-g33djrnttwdmm">
+      <w:hyperlink w:history="1" r:id="rId1cwjpec4xtbewp56vnocn">
         <w:r>
           <w:rPr>
             <w:rStyle w:val="Hyperlink"/>
@@ -15647,7 +15647,7 @@
           <w:sz w:val="28"/>
           <w:szCs w:val="28"/>
         </w:rPr>
-        <w:t xml:space="preserve">undefined. undefined</w:t>
+        <w:t xml:space="preserve">12. 學校行政管理</w:t>
       </w:r>
     </w:p>
     <w:p>
@@ -15663,7 +15663,7 @@
           <w:sz w:val="22"/>
           <w:szCs w:val="22"/>
         </w:rPr>
-        <w:t xml:space="preserve">undefined.1　</w:t>
+        <w:t xml:space="preserve">12.1　</w:t>
       </w:r>
       <w:r>
         <w:rPr>
@@ -15697,7 +15697,7 @@
           <w:sz w:val="22"/>
           <w:szCs w:val="22"/>
         </w:rPr>
-        <w:t xml:space="preserve">undefined.2　</w:t>
+        <w:t xml:space="preserve">12.2　</w:t>
       </w:r>
       <w:r>
         <w:rPr>
@@ -16038,7 +16038,7 @@
           <w:sz w:val="22"/>
           <w:szCs w:val="22"/>
         </w:rPr>
-        <w:t xml:space="preserve">undefined.3　</w:t>
+        <w:t xml:space="preserve">12.3　</w:t>
       </w:r>
       <w:r>
         <w:rPr>
@@ -16090,7 +16090,7 @@
           <w:sz w:val="22"/>
           <w:szCs w:val="22"/>
         </w:rPr>
-        <w:t xml:space="preserve">undefined.4　</w:t>
+        <w:t xml:space="preserve">12.4　</w:t>
       </w:r>
       <w:r>
         <w:rPr>
@@ -16124,7 +16124,7 @@
           <w:sz w:val="22"/>
           <w:szCs w:val="22"/>
         </w:rPr>
-        <w:t xml:space="preserve">undefined.5　</w:t>
+        <w:t xml:space="preserve">12.5　</w:t>
       </w:r>
       <w:r>
         <w:rPr>
@@ -16175,7 +16175,7 @@
           <w:sz w:val="22"/>
           <w:szCs w:val="22"/>
         </w:rPr>
-        <w:t xml:space="preserve">undefined.6　</w:t>
+        <w:t xml:space="preserve">12.6　</w:t>
       </w:r>
       <w:r>
         <w:rPr>
@@ -16226,7 +16226,7 @@
           <w:sz w:val="22"/>
           <w:szCs w:val="22"/>
         </w:rPr>
-        <w:t xml:space="preserve">undefined.7　</w:t>
+        <w:t xml:space="preserve">12.7　</w:t>
       </w:r>
       <w:r>
         <w:rPr>
@@ -16576,7 +16576,7 @@
           <w:sz w:val="22"/>
           <w:szCs w:val="22"/>
         </w:rPr>
-        <w:t xml:space="preserve">undefined.8　</w:t>
+        <w:t xml:space="preserve">12.8　</w:t>
       </w:r>
       <w:r>
         <w:rPr>
@@ -16610,7 +16610,7 @@
           <w:sz w:val="22"/>
           <w:szCs w:val="22"/>
         </w:rPr>
-        <w:t xml:space="preserve">undefined.9　</w:t>
+        <w:t xml:space="preserve">12.9　</w:t>
       </w:r>
       <w:r>
         <w:rPr>
@@ -16661,7 +16661,7 @@
           <w:sz w:val="22"/>
           <w:szCs w:val="22"/>
         </w:rPr>
-        <w:t xml:space="preserve">undefined.10　</w:t>
+        <w:t xml:space="preserve">12.10　</w:t>
       </w:r>
       <w:r>
         <w:rPr>
@@ -16695,7 +16695,7 @@
           <w:sz w:val="22"/>
           <w:szCs w:val="22"/>
         </w:rPr>
-        <w:t xml:space="preserve">undefined.11　</w:t>
+        <w:t xml:space="preserve">12.11　</w:t>
       </w:r>
       <w:r>
         <w:rPr>
@@ -16780,7 +16780,7 @@
         </w:rPr>
         <w:t xml:space="preserve">1, 2, 7　</w:t>
       </w:r>
-      <w:hyperlink w:history="1" r:id="rIdaii72ql5k9qgz0rkulj19">
+      <w:hyperlink w:history="1" r:id="rIdkbmkeuhtdeavum8qa90aw">
         <w:r>
           <w:rPr>
             <w:rStyle w:val="Hyperlink"/>
@@ -16806,7 +16806,7 @@
         </w:rPr>
         <w:t xml:space="preserve">3　</w:t>
       </w:r>
-      <w:hyperlink w:history="1" r:id="rIdivz8ttodlabteq2bhzazi">
+      <w:hyperlink w:history="1" r:id="rId3ocsnfuvri3n1yg5lakgq">
         <w:r>
           <w:rPr>
             <w:rStyle w:val="Hyperlink"/>
@@ -16832,7 +16832,7 @@
         </w:rPr>
         <w:t xml:space="preserve">4　</w:t>
       </w:r>
-      <w:hyperlink w:history="1" r:id="rIdjqayen_fuoy4yarrci-fe">
+      <w:hyperlink w:history="1" r:id="rIdtdxcj5ch4u1skkewtubwf">
         <w:r>
           <w:rPr>
             <w:rStyle w:val="Hyperlink"/>
@@ -16858,7 +16858,7 @@
         </w:rPr>
         <w:t xml:space="preserve">5　</w:t>
       </w:r>
-      <w:hyperlink w:history="1" r:id="rIdgd-sa0tkd3b9nuf82axql">
+      <w:hyperlink w:history="1" r:id="rId2gxadu_zalrhweomjr2nk">
         <w:r>
           <w:rPr>
             <w:rStyle w:val="Hyperlink"/>
@@ -16884,7 +16884,7 @@
         </w:rPr>
         <w:t xml:space="preserve">6　</w:t>
       </w:r>
-      <w:hyperlink w:history="1" r:id="rIdqx2vxylizsn6htaxussmv">
+      <w:hyperlink w:history="1" r:id="rIdkgv5egj-jmii17ncbdmxe">
         <w:r>
           <w:rPr>
             <w:rStyle w:val="Hyperlink"/>
@@ -16910,7 +16910,7 @@
         </w:rPr>
         <w:t xml:space="preserve">8　</w:t>
       </w:r>
-      <w:hyperlink w:history="1" r:id="rIdk8ufmqqg9nvmicbpnz2bn">
+      <w:hyperlink w:history="1" r:id="rIdj25w2dxr5o8futyfa8-65">
         <w:r>
           <w:rPr>
             <w:rStyle w:val="Hyperlink"/>
@@ -16936,7 +16936,7 @@
         </w:rPr>
         <w:t xml:space="preserve">9　</w:t>
       </w:r>
-      <w:hyperlink w:history="1" r:id="rId5tllr4pfm-ktezu3uylgr">
+      <w:hyperlink w:history="1" r:id="rIdsyjislivga_0fsqenbyws">
         <w:r>
           <w:rPr>
             <w:rStyle w:val="Hyperlink"/>
@@ -16962,7 +16962,7 @@
         </w:rPr>
         <w:t xml:space="preserve">10　</w:t>
       </w:r>
-      <w:hyperlink w:history="1" r:id="rIdt12jpofkarqsflnhroj1v">
+      <w:hyperlink w:history="1" r:id="rId3jvugnapdmmznlizw3ush">
         <w:r>
           <w:rPr>
             <w:rStyle w:val="Hyperlink"/>
@@ -16988,7 +16988,7 @@
         </w:rPr>
         <w:t xml:space="preserve">11　</w:t>
       </w:r>
-      <w:hyperlink w:history="1" r:id="rIdbs52cnyim0vbuccg7zfet">
+      <w:hyperlink w:history="1" r:id="rIdzzrlvrqahdk5grcpq7xi8">
         <w:r>
           <w:rPr>
             <w:rStyle w:val="Hyperlink"/>
@@ -17014,7 +17014,7 @@
         </w:rPr>
         <w:t xml:space="preserve">12　</w:t>
       </w:r>
-      <w:hyperlink w:history="1" r:id="rIdzn7cnhixwt7pc4savdxiq">
+      <w:hyperlink w:history="1" r:id="rIdosfak-5teodiq0ni_k5s8">
         <w:r>
           <w:rPr>
             <w:rStyle w:val="Hyperlink"/>
@@ -17040,7 +17040,7 @@
         </w:rPr>
         <w:t xml:space="preserve">13　</w:t>
       </w:r>
-      <w:hyperlink w:history="1" r:id="rIdfna7ol8r7euo2fzzssrjm">
+      <w:hyperlink w:history="1" r:id="rId1-r7duenhv4glbwou11qd">
         <w:r>
           <w:rPr>
             <w:rStyle w:val="Hyperlink"/>
